--- a/temario_sql_server_database_admin.docx
+++ b/temario_sql_server_database_admin.docx
@@ -1,14 +1,12 @@
 
 <file path=word/document.xml><?xml version="1.0" encoding="utf-8"?>
-<w:document xmlns:wpc="http://schemas.microsoft.com/office/word/2010/wordprocessingCanvas" xmlns:cx="http://schemas.microsoft.com/office/drawing/2014/chartex" xmlns:cx1="http://schemas.microsoft.com/office/drawing/2015/9/8/chartex" xmlns:cx2="http://schemas.microsoft.com/office/drawing/2015/10/21/chartex" xmlns:cx3="http://schemas.microsoft.com/office/drawing/2016/5/9/chartex" xmlns:cx4="http://schemas.microsoft.com/office/drawing/2016/5/10/chartex" xmlns:cx5="http://schemas.microsoft.com/office/drawing/2016/5/11/chartex" xmlns:cx6="http://schemas.microsoft.com/office/drawing/2016/5/12/chartex" xmlns:cx7="http://schemas.microsoft.com/office/drawing/2016/5/13/chartex" xmlns:cx8="http://schemas.microsoft.com/office/drawing/2016/5/14/chartex" xmlns:mc="http://schemas.openxmlformats.org/markup-compatibility/2006" xmlns:aink="http://schemas.microsoft.com/office/drawing/2016/ink" xmlns:am3d="http://schemas.microsoft.com/office/drawing/2017/model3d" xmlns:o="urn:schemas-microsoft-com:office:office" xmlns:oel="http://schemas.microsoft.com/office/2019/extlst" xmlns:r="http://schemas.openxmlformats.org/officeDocument/2006/relationships" xmlns:m="http://schemas.openxmlformats.org/officeDocument/2006/math" xmlns:v="urn:schemas-microsoft-com:vml" xmlns:wp14="http://schemas.microsoft.com/office/word/2010/wordprocessingDrawing" xmlns:wp="http://schemas.openxmlformats.org/drawingml/2006/wordprocessingDrawing" xmlns:w10="urn:schemas-microsoft-com:office:word" xmlns:w="http://schemas.openxmlformats.org/wordprocessingml/2006/main" xmlns:w14="http://schemas.microsoft.com/office/word/2010/wordml" xmlns:w15="http://schemas.microsoft.com/office/word/2012/wordml" xmlns:w16cex="http://schemas.microsoft.com/office/word/2018/wordml/cex" xmlns:w16cid="http://schemas.microsoft.com/office/word/2016/wordml/cid" xmlns:w16="http://schemas.microsoft.com/office/word/2018/wordml" xmlns:w16du="http://schemas.microsoft.com/office/word/2023/wordml/word16du" xmlns:w16sdtdh="http://schemas.microsoft.com/office/word/2020/wordml/sdtdatahash" xmlns:w16sdtfl="http://schemas.microsoft.com/office/word/2024/wordml/sdtformatlock" xmlns:w16se="http://schemas.microsoft.com/office/word/2015/wordml/symex" xmlns:wpg="http://schemas.microsoft.com/office/word/2010/wordprocessingGroup" xmlns:wpi="http://schemas.microsoft.com/office/word/2010/wordprocessingInk" xmlns:wne="http://schemas.microsoft.com/office/word/2006/wordml" xmlns:wps="http://schemas.microsoft.com/office/word/2010/wordprocessingShape" mc:Ignorable="w14 w15 w16se w16cid w16 w16cex w16sdtdh w16sdtfl w16du wp14">
+<w:document xmlns:o="urn:schemas-microsoft-com:office:office" xmlns:r="http://schemas.openxmlformats.org/officeDocument/2006/relationships" xmlns:v="urn:schemas-microsoft-com:vml" xmlns:w="http://schemas.openxmlformats.org/wordprocessingml/2006/main" xmlns:w10="urn:schemas-microsoft-com:office:word" xmlns:wp="http://schemas.openxmlformats.org/drawingml/2006/wordprocessingDrawing" xmlns:wps="http://schemas.microsoft.com/office/word/2010/wordprocessingShape" xmlns:wpg="http://schemas.microsoft.com/office/word/2010/wordprocessingGroup" xmlns:mc="http://schemas.openxmlformats.org/markup-compatibility/2006" xmlns:wp14="http://schemas.microsoft.com/office/word/2010/wordprocessingDrawing" xmlns:w14="http://schemas.microsoft.com/office/word/2010/wordml" mc:Ignorable="w14 wp14">
   <w:body>
     <w:p>
       <w:pPr>
-        <w:numPr>
-          <w:ilvl w:val="0"/>
-          <w:numId w:val="8"/>
-        </w:numPr>
+        <w:pStyle w:val="Normal"/>
         <w:rPr>
+          <w:b/>
           <w:b/>
           <w:bCs/>
         </w:rPr>
@@ -23,82 +21,340 @@
     </w:p>
     <w:p>
       <w:pPr>
+        <w:pStyle w:val="Normal"/>
         <w:numPr>
           <w:ilvl w:val="0"/>
           <w:numId w:val="1"/>
         </w:numPr>
-      </w:pPr>
-      <w:r>
+        <w:rPr/>
+      </w:pPr>
+      <w:r>
+        <w:rPr/>
         <w:t xml:space="preserve">Introducción a Microsoft SQL Server. </w:t>
       </w:r>
     </w:p>
     <w:p>
       <w:pPr>
+        <w:pStyle w:val="Normal"/>
         <w:numPr>
           <w:ilvl w:val="0"/>
           <w:numId w:val="1"/>
         </w:numPr>
-      </w:pPr>
-      <w:r>
+        <w:rPr/>
+      </w:pPr>
+      <w:r>
+        <w:rPr/>
         <w:t xml:space="preserve">Arquitectura y componentes principales de SQL Server. </w:t>
       </w:r>
     </w:p>
     <w:p>
       <w:pPr>
+        <w:pStyle w:val="Normal"/>
         <w:numPr>
           <w:ilvl w:val="0"/>
           <w:numId w:val="1"/>
         </w:numPr>
-      </w:pPr>
-      <w:r>
+        <w:rPr/>
+      </w:pPr>
+      <w:r>
+        <w:rPr/>
         <w:t xml:space="preserve">Instancias, bases de datos y objetos principales. </w:t>
       </w:r>
     </w:p>
     <w:p>
       <w:pPr>
+        <w:pStyle w:val="Normal"/>
         <w:numPr>
           <w:ilvl w:val="0"/>
           <w:numId w:val="1"/>
         </w:numPr>
-      </w:pPr>
-      <w:r>
+        <w:rPr/>
+      </w:pPr>
+      <w:r>
+        <w:rPr/>
         <w:t xml:space="preserve">Organización lógica y física de una base de datos. </w:t>
       </w:r>
     </w:p>
     <w:p>
       <w:pPr>
+        <w:pStyle w:val="Normal"/>
         <w:numPr>
           <w:ilvl w:val="0"/>
           <w:numId w:val="1"/>
         </w:numPr>
-      </w:pPr>
-      <w:r>
+        <w:rPr/>
+      </w:pPr>
+      <w:r>
+        <w:rPr/>
         <w:t xml:space="preserve">Ediciones de SQL Server y conceptos básicos de licenciamiento. </w:t>
       </w:r>
     </w:p>
     <w:p>
       <w:pPr>
+        <w:pStyle w:val="Normal"/>
         <w:numPr>
           <w:ilvl w:val="0"/>
           <w:numId w:val="1"/>
         </w:numPr>
-      </w:pPr>
-      <w:r>
+        <w:rPr/>
+      </w:pPr>
+      <w:r>
+        <w:rPr/>
         <w:t xml:space="preserve">Herramientas de administración y gestión. </w:t>
       </w:r>
     </w:p>
     <w:p>
       <w:pPr>
+        <w:pStyle w:val="Normal"/>
         <w:numPr>
           <w:ilvl w:val="0"/>
           <w:numId w:val="1"/>
         </w:numPr>
-      </w:pPr>
-      <w:r>
+        <w:rPr/>
+      </w:pPr>
+      <w:r>
+        <w:rPr/>
         <w:t xml:space="preserve">Buenas prácticas de organización de bases de datos. </w:t>
       </w:r>
     </w:p>
     <w:p>
+      <w:pPr>
+        <w:pStyle w:val="Normal"/>
+        <w:rPr/>
+      </w:pPr>
+      <w:r>
+        <w:rPr>
+          <w:b/>
+          <w:bCs/>
+        </w:rPr>
+        <w:br/>
+        <w:t>Ejercicios prácticos</w:t>
+      </w:r>
+    </w:p>
+    <w:p>
+      <w:pPr>
+        <w:pStyle w:val="Normal"/>
+        <w:numPr>
+          <w:ilvl w:val="0"/>
+          <w:numId w:val="2"/>
+        </w:numPr>
+        <w:rPr/>
+      </w:pPr>
+      <w:r>
+        <w:rPr/>
+        <w:t xml:space="preserve">Exploración del entorno de SQL Server. </w:t>
+      </w:r>
+    </w:p>
+    <w:p>
+      <w:pPr>
+        <w:pStyle w:val="Normal"/>
+        <w:numPr>
+          <w:ilvl w:val="0"/>
+          <w:numId w:val="2"/>
+        </w:numPr>
+        <w:rPr/>
+      </w:pPr>
+      <w:r>
+        <w:rPr/>
+        <w:t xml:space="preserve">Creación de una base de datos. </w:t>
+      </w:r>
+    </w:p>
+    <w:p>
+      <w:pPr>
+        <w:pStyle w:val="Normal"/>
+        <w:numPr>
+          <w:ilvl w:val="0"/>
+          <w:numId w:val="2"/>
+        </w:numPr>
+        <w:rPr/>
+      </w:pPr>
+      <w:r>
+        <w:rPr/>
+        <w:t xml:space="preserve">Creación de tablas y relaciones. </w:t>
+      </w:r>
+    </w:p>
+    <w:p>
+      <w:pPr>
+        <w:pStyle w:val="Normal"/>
+        <w:numPr>
+          <w:ilvl w:val="0"/>
+          <w:numId w:val="2"/>
+        </w:numPr>
+        <w:rPr/>
+      </w:pPr>
+      <w:r>
+        <w:rPr/>
+        <w:t xml:space="preserve">Gestión de los principales objetos de la base de datos. </w:t>
+      </w:r>
+    </w:p>
+    <w:p>
+      <w:pPr>
+        <w:pStyle w:val="Normal"/>
+        <w:rPr/>
+      </w:pPr>
+      <w:r>
+        <w:rPr/>
+      </w:r>
+    </w:p>
+    <w:p>
+      <w:pPr>
+        <w:pStyle w:val="Normal"/>
+        <w:rPr/>
+      </w:pPr>
+      <w:r>
+        <w:rPr>
+          <w:b/>
+          <w:bCs/>
+        </w:rPr>
+        <w:t>2. Gestión y Seguridad</w:t>
+      </w:r>
+    </w:p>
+    <w:p>
+      <w:pPr>
+        <w:pStyle w:val="Normal"/>
+        <w:numPr>
+          <w:ilvl w:val="0"/>
+          <w:numId w:val="3"/>
+        </w:numPr>
+        <w:rPr/>
+      </w:pPr>
+      <w:r>
+        <w:rPr/>
+        <w:t xml:space="preserve">Creación y administración de bases de datos. </w:t>
+      </w:r>
+    </w:p>
+    <w:p>
+      <w:pPr>
+        <w:pStyle w:val="Normal"/>
+        <w:numPr>
+          <w:ilvl w:val="0"/>
+          <w:numId w:val="3"/>
+        </w:numPr>
+        <w:rPr/>
+      </w:pPr>
+      <w:r>
+        <w:rPr/>
+        <w:t xml:space="preserve">Gestión de tablas, vistas, índices y procedimientos almacenados. </w:t>
+      </w:r>
+    </w:p>
+    <w:p>
+      <w:pPr>
+        <w:pStyle w:val="Normal"/>
+        <w:numPr>
+          <w:ilvl w:val="0"/>
+          <w:numId w:val="3"/>
+        </w:numPr>
+        <w:rPr/>
+      </w:pPr>
+      <w:r>
+        <w:rPr/>
+        <w:t xml:space="preserve">Consultas SQL: </w:t>
+      </w:r>
+    </w:p>
+    <w:p>
+      <w:pPr>
+        <w:pStyle w:val="Normal"/>
+        <w:numPr>
+          <w:ilvl w:val="1"/>
+          <w:numId w:val="3"/>
+        </w:numPr>
+        <w:rPr/>
+      </w:pPr>
+      <w:r>
+        <w:rPr/>
+        <w:t xml:space="preserve">SELECT. </w:t>
+      </w:r>
+    </w:p>
+    <w:p>
+      <w:pPr>
+        <w:pStyle w:val="Normal"/>
+        <w:numPr>
+          <w:ilvl w:val="1"/>
+          <w:numId w:val="3"/>
+        </w:numPr>
+        <w:rPr/>
+      </w:pPr>
+      <w:r>
+        <w:rPr/>
+        <w:t xml:space="preserve">JOIN. </w:t>
+      </w:r>
+    </w:p>
+    <w:p>
+      <w:pPr>
+        <w:pStyle w:val="Normal"/>
+        <w:numPr>
+          <w:ilvl w:val="1"/>
+          <w:numId w:val="3"/>
+        </w:numPr>
+        <w:rPr/>
+      </w:pPr>
+      <w:r>
+        <w:rPr/>
+        <w:t xml:space="preserve">Subconsultas. </w:t>
+      </w:r>
+    </w:p>
+    <w:p>
+      <w:pPr>
+        <w:pStyle w:val="Normal"/>
+        <w:numPr>
+          <w:ilvl w:val="1"/>
+          <w:numId w:val="3"/>
+        </w:numPr>
+        <w:rPr/>
+      </w:pPr>
+      <w:r>
+        <w:rPr/>
+        <w:t xml:space="preserve">Funciones de agregado. </w:t>
+      </w:r>
+    </w:p>
+    <w:p>
+      <w:pPr>
+        <w:pStyle w:val="Normal"/>
+        <w:numPr>
+          <w:ilvl w:val="0"/>
+          <w:numId w:val="3"/>
+        </w:numPr>
+        <w:rPr/>
+      </w:pPr>
+      <w:r>
+        <w:rPr/>
+        <w:t xml:space="preserve">Gestión de usuarios y autenticación. </w:t>
+      </w:r>
+    </w:p>
+    <w:p>
+      <w:pPr>
+        <w:pStyle w:val="Normal"/>
+        <w:numPr>
+          <w:ilvl w:val="0"/>
+          <w:numId w:val="3"/>
+        </w:numPr>
+        <w:rPr/>
+      </w:pPr>
+      <w:r>
+        <w:rPr/>
+        <w:t xml:space="preserve">Roles y permisos. </w:t>
+      </w:r>
+    </w:p>
+    <w:p>
+      <w:pPr>
+        <w:pStyle w:val="Normal"/>
+        <w:numPr>
+          <w:ilvl w:val="0"/>
+          <w:numId w:val="3"/>
+        </w:numPr>
+        <w:rPr/>
+      </w:pPr>
+      <w:r>
+        <w:rPr/>
+        <w:t>Aplicación de buenas prácticas de seguridad e integridad de la información.</w:t>
+        <w:br/>
+      </w:r>
+    </w:p>
+    <w:p>
+      <w:pPr>
+        <w:pStyle w:val="Normal"/>
+        <w:rPr/>
+      </w:pPr>
       <w:r>
         <w:rPr>
           <w:b/>
@@ -109,178 +365,348 @@
     </w:p>
     <w:p>
       <w:pPr>
-        <w:numPr>
-          <w:ilvl w:val="0"/>
-          <w:numId w:val="2"/>
-        </w:numPr>
-      </w:pPr>
-      <w:r>
-        <w:t xml:space="preserve">Exploración del entorno de SQL Server. </w:t>
-      </w:r>
-    </w:p>
-    <w:p>
-      <w:pPr>
-        <w:numPr>
-          <w:ilvl w:val="0"/>
-          <w:numId w:val="2"/>
-        </w:numPr>
-      </w:pPr>
-      <w:r>
-        <w:t xml:space="preserve">Creación de una base de datos. </w:t>
-      </w:r>
-    </w:p>
-    <w:p>
-      <w:pPr>
-        <w:numPr>
-          <w:ilvl w:val="0"/>
-          <w:numId w:val="2"/>
-        </w:numPr>
-      </w:pPr>
-      <w:r>
-        <w:t xml:space="preserve">Creación de tablas y relaciones. </w:t>
-      </w:r>
-    </w:p>
-    <w:p>
-      <w:pPr>
-        <w:numPr>
-          <w:ilvl w:val="0"/>
-          <w:numId w:val="2"/>
-        </w:numPr>
-      </w:pPr>
-      <w:r>
-        <w:t xml:space="preserve">Gestión de los principales objetos de la base de datos. </w:t>
-      </w:r>
-    </w:p>
-    <w:p>
-      <w:pPr>
-        <w:numPr>
-          <w:ilvl w:val="0"/>
-          <w:numId w:val="8"/>
-        </w:numPr>
+        <w:pStyle w:val="Normal"/>
+        <w:numPr>
+          <w:ilvl w:val="0"/>
+          <w:numId w:val="4"/>
+        </w:numPr>
+        <w:rPr/>
+      </w:pPr>
+      <w:r>
+        <w:rPr/>
+        <w:t xml:space="preserve">Creación de tablas y vistas. </w:t>
+      </w:r>
+    </w:p>
+    <w:p>
+      <w:pPr>
+        <w:pStyle w:val="Normal"/>
+        <w:numPr>
+          <w:ilvl w:val="0"/>
+          <w:numId w:val="4"/>
+        </w:numPr>
+        <w:rPr/>
+      </w:pPr>
+      <w:r>
+        <w:rPr/>
+        <w:t xml:space="preserve">Desarrollo de consultas SQL sobre distintos escenarios. </w:t>
+      </w:r>
+    </w:p>
+    <w:p>
+      <w:pPr>
+        <w:pStyle w:val="Normal"/>
+        <w:numPr>
+          <w:ilvl w:val="0"/>
+          <w:numId w:val="4"/>
+        </w:numPr>
+        <w:rPr/>
+      </w:pPr>
+      <w:r>
+        <w:rPr/>
+        <w:t xml:space="preserve">Creación y utilización de procedimientos almacenados. </w:t>
+      </w:r>
+    </w:p>
+    <w:p>
+      <w:pPr>
+        <w:pStyle w:val="Normal"/>
+        <w:numPr>
+          <w:ilvl w:val="0"/>
+          <w:numId w:val="4"/>
+        </w:numPr>
+        <w:rPr/>
+      </w:pPr>
+      <w:r>
+        <w:rPr/>
+        <w:t xml:space="preserve">Configuración de usuarios, roles y permisos. </w:t>
+      </w:r>
+    </w:p>
+    <w:p>
+      <w:pPr>
+        <w:pStyle w:val="Normal"/>
+        <w:numPr>
+          <w:ilvl w:val="0"/>
+          <w:numId w:val="4"/>
+        </w:numPr>
+        <w:rPr/>
+      </w:pPr>
+      <w:r>
+        <w:rPr/>
+        <w:t xml:space="preserve">Resolución de casos prácticos de administración y seguridad. </w:t>
+      </w:r>
+    </w:p>
+    <w:p>
+      <w:pPr>
+        <w:pStyle w:val="Normal"/>
+        <w:rPr/>
+      </w:pPr>
+      <w:r>
+        <w:rPr/>
+      </w:r>
+    </w:p>
+    <w:p>
+      <w:pPr>
+        <w:pStyle w:val="Normal"/>
+        <w:rPr>
+          <w:b/>
+          <w:b/>
+          <w:bCs/>
+        </w:rPr>
+      </w:pPr>
+      <w:r>
         <w:rPr>
           <w:b/>
           <w:bCs/>
         </w:rPr>
+        <w:t>3. Optimización y Alta Disponibilidad</w:t>
+      </w:r>
+    </w:p>
+    <w:p>
+      <w:pPr>
+        <w:pStyle w:val="Normal"/>
+        <w:numPr>
+          <w:ilvl w:val="0"/>
+          <w:numId w:val="5"/>
+        </w:numPr>
+        <w:rPr/>
+      </w:pPr>
+      <w:r>
+        <w:rPr/>
+        <w:t xml:space="preserve">Conceptos básicos de optimización del rendimiento. </w:t>
+      </w:r>
+    </w:p>
+    <w:p>
+      <w:pPr>
+        <w:pStyle w:val="Normal"/>
+        <w:numPr>
+          <w:ilvl w:val="0"/>
+          <w:numId w:val="5"/>
+        </w:numPr>
+        <w:rPr/>
+      </w:pPr>
+      <w:r>
+        <w:rPr/>
+        <w:t xml:space="preserve">Diseño y utilización de índices. </w:t>
+      </w:r>
+    </w:p>
+    <w:p>
+      <w:pPr>
+        <w:pStyle w:val="Normal"/>
+        <w:numPr>
+          <w:ilvl w:val="0"/>
+          <w:numId w:val="5"/>
+        </w:numPr>
+        <w:rPr/>
+      </w:pPr>
+      <w:r>
+        <w:rPr/>
+        <w:t xml:space="preserve">Optimización de consultas SQL. </w:t>
+      </w:r>
+    </w:p>
+    <w:p>
+      <w:pPr>
+        <w:pStyle w:val="Normal"/>
+        <w:numPr>
+          <w:ilvl w:val="0"/>
+          <w:numId w:val="5"/>
+        </w:numPr>
+        <w:rPr/>
+      </w:pPr>
+      <w:r>
+        <w:rPr/>
+        <w:t xml:space="preserve">Monitorización básica del rendimiento. </w:t>
+      </w:r>
+    </w:p>
+    <w:p>
+      <w:pPr>
+        <w:pStyle w:val="Normal"/>
+        <w:numPr>
+          <w:ilvl w:val="0"/>
+          <w:numId w:val="5"/>
+        </w:numPr>
+        <w:rPr/>
+      </w:pPr>
+      <w:r>
+        <w:rPr/>
+        <w:t xml:space="preserve">Conceptos fundamentales de alta disponibilidad en SQL Server. </w:t>
+      </w:r>
+    </w:p>
+    <w:p>
+      <w:pPr>
+        <w:pStyle w:val="Normal"/>
+        <w:numPr>
+          <w:ilvl w:val="0"/>
+          <w:numId w:val="5"/>
+        </w:numPr>
+        <w:rPr/>
+      </w:pPr>
+      <w:r>
+        <w:rPr/>
+        <w:t>Recomendaciones para mejorar la disponibilidad y el rendimiento de las bases de datos.</w:t>
+      </w:r>
+    </w:p>
+    <w:p>
+      <w:pPr>
+        <w:pStyle w:val="Normal"/>
+        <w:rPr/>
       </w:pPr>
       <w:r>
         <w:rPr>
           <w:b/>
           <w:bCs/>
         </w:rPr>
-        <w:t>2. Gestión y Seguridad</w:t>
-      </w:r>
-    </w:p>
-    <w:p>
-      <w:pPr>
-        <w:numPr>
-          <w:ilvl w:val="0"/>
-          <w:numId w:val="3"/>
-        </w:numPr>
-      </w:pPr>
-      <w:r>
-        <w:t xml:space="preserve">Creación y administración de bases de datos. </w:t>
-      </w:r>
-    </w:p>
-    <w:p>
-      <w:pPr>
-        <w:numPr>
-          <w:ilvl w:val="0"/>
-          <w:numId w:val="3"/>
-        </w:numPr>
-      </w:pPr>
-      <w:r>
-        <w:t xml:space="preserve">Gestión de tablas, vistas, índices y procedimientos almacenados. </w:t>
-      </w:r>
-    </w:p>
-    <w:p>
-      <w:pPr>
-        <w:numPr>
-          <w:ilvl w:val="0"/>
-          <w:numId w:val="3"/>
-        </w:numPr>
-      </w:pPr>
-      <w:r>
-        <w:t xml:space="preserve">Consultas SQL: </w:t>
-      </w:r>
-    </w:p>
-    <w:p>
-      <w:pPr>
-        <w:numPr>
-          <w:ilvl w:val="1"/>
-          <w:numId w:val="3"/>
-        </w:numPr>
-      </w:pPr>
-      <w:r>
-        <w:t xml:space="preserve">SELECT. </w:t>
-      </w:r>
-    </w:p>
-    <w:p>
-      <w:pPr>
-        <w:numPr>
-          <w:ilvl w:val="1"/>
-          <w:numId w:val="3"/>
-        </w:numPr>
-      </w:pPr>
-      <w:r>
-        <w:t xml:space="preserve">JOIN. </w:t>
-      </w:r>
-    </w:p>
-    <w:p>
-      <w:pPr>
-        <w:numPr>
-          <w:ilvl w:val="1"/>
-          <w:numId w:val="3"/>
-        </w:numPr>
-      </w:pPr>
-      <w:r>
-        <w:t xml:space="preserve">Subconsultas. </w:t>
-      </w:r>
-    </w:p>
-    <w:p>
-      <w:pPr>
-        <w:numPr>
-          <w:ilvl w:val="1"/>
-          <w:numId w:val="3"/>
-        </w:numPr>
-      </w:pPr>
-      <w:r>
-        <w:t xml:space="preserve">Funciones de agregado. </w:t>
-      </w:r>
-    </w:p>
-    <w:p>
-      <w:pPr>
-        <w:numPr>
-          <w:ilvl w:val="0"/>
-          <w:numId w:val="3"/>
-        </w:numPr>
-      </w:pPr>
-      <w:r>
-        <w:t xml:space="preserve">Gestión de usuarios y autenticación. </w:t>
-      </w:r>
-    </w:p>
-    <w:p>
-      <w:pPr>
-        <w:numPr>
-          <w:ilvl w:val="0"/>
-          <w:numId w:val="3"/>
-        </w:numPr>
-      </w:pPr>
-      <w:r>
-        <w:t xml:space="preserve">Roles y permisos. </w:t>
-      </w:r>
-    </w:p>
-    <w:p>
-      <w:pPr>
-        <w:numPr>
-          <w:ilvl w:val="0"/>
-          <w:numId w:val="3"/>
-        </w:numPr>
-      </w:pPr>
-      <w:r>
-        <w:t xml:space="preserve">Aplicación de buenas prácticas de seguridad e integridad de la información. </w:t>
-      </w:r>
-    </w:p>
-    <w:p>
+        <w:br/>
+        <w:t>Ejercicios prácticos</w:t>
+      </w:r>
+    </w:p>
+    <w:p>
+      <w:pPr>
+        <w:pStyle w:val="Normal"/>
+        <w:numPr>
+          <w:ilvl w:val="0"/>
+          <w:numId w:val="6"/>
+        </w:numPr>
+        <w:rPr/>
+      </w:pPr>
+      <w:r>
+        <w:rPr/>
+        <w:t xml:space="preserve">Optimización de consultas mediante índices. </w:t>
+      </w:r>
+    </w:p>
+    <w:p>
+      <w:pPr>
+        <w:pStyle w:val="Normal"/>
+        <w:numPr>
+          <w:ilvl w:val="0"/>
+          <w:numId w:val="6"/>
+        </w:numPr>
+        <w:rPr/>
+      </w:pPr>
+      <w:r>
+        <w:rPr/>
+        <w:t xml:space="preserve">Comparación del rendimiento de distintas consultas. </w:t>
+      </w:r>
+    </w:p>
+    <w:p>
+      <w:pPr>
+        <w:pStyle w:val="Normal"/>
+        <w:numPr>
+          <w:ilvl w:val="0"/>
+          <w:numId w:val="6"/>
+        </w:numPr>
+        <w:rPr/>
+      </w:pPr>
+      <w:r>
+        <w:rPr/>
+        <w:t>Análisis de casos prácticos de mejora del rendimiento.</w:t>
+      </w:r>
+    </w:p>
+    <w:p>
+      <w:pPr>
+        <w:pStyle w:val="Normal"/>
+        <w:rPr>
+          <w:b/>
+          <w:b/>
+          <w:bCs/>
+        </w:rPr>
+      </w:pPr>
+      <w:r>
+        <w:rPr>
+          <w:b/>
+          <w:bCs/>
+        </w:rPr>
+        <w:br/>
+        <w:t>4. Prácticas Recomendadas</w:t>
+      </w:r>
+    </w:p>
+    <w:p>
+      <w:pPr>
+        <w:pStyle w:val="Normal"/>
+        <w:numPr>
+          <w:ilvl w:val="0"/>
+          <w:numId w:val="7"/>
+        </w:numPr>
+        <w:rPr/>
+      </w:pPr>
+      <w:r>
+        <w:rPr/>
+        <w:t xml:space="preserve">Buenas prácticas para la administración de bases de datos. </w:t>
+      </w:r>
+    </w:p>
+    <w:p>
+      <w:pPr>
+        <w:pStyle w:val="Normal"/>
+        <w:numPr>
+          <w:ilvl w:val="0"/>
+          <w:numId w:val="7"/>
+        </w:numPr>
+        <w:rPr/>
+      </w:pPr>
+      <w:r>
+        <w:rPr/>
+        <w:t xml:space="preserve">Estrategias de mantenimiento. </w:t>
+      </w:r>
+    </w:p>
+    <w:p>
+      <w:pPr>
+        <w:pStyle w:val="Normal"/>
+        <w:numPr>
+          <w:ilvl w:val="0"/>
+          <w:numId w:val="7"/>
+        </w:numPr>
+        <w:rPr/>
+      </w:pPr>
+      <w:r>
+        <w:rPr/>
+        <w:t xml:space="preserve">Copias de seguridad y restauración. </w:t>
+      </w:r>
+    </w:p>
+    <w:p>
+      <w:pPr>
+        <w:pStyle w:val="Normal"/>
+        <w:numPr>
+          <w:ilvl w:val="0"/>
+          <w:numId w:val="7"/>
+        </w:numPr>
+        <w:rPr/>
+      </w:pPr>
+      <w:r>
+        <w:rPr/>
+        <w:t xml:space="preserve">Recomendaciones para garantizar la seguridad e integridad de la información. </w:t>
+      </w:r>
+    </w:p>
+    <w:p>
+      <w:pPr>
+        <w:pStyle w:val="Normal"/>
+        <w:numPr>
+          <w:ilvl w:val="0"/>
+          <w:numId w:val="7"/>
+        </w:numPr>
+        <w:rPr/>
+      </w:pPr>
+      <w:r>
+        <w:rPr/>
+        <w:t xml:space="preserve">Buenas prácticas para la gestión del rendimiento y la disponibilidad. </w:t>
+      </w:r>
+    </w:p>
+    <w:p>
+      <w:pPr>
+        <w:pStyle w:val="Normal"/>
+        <w:numPr>
+          <w:ilvl w:val="0"/>
+          <w:numId w:val="7"/>
+        </w:numPr>
+        <w:rPr/>
+      </w:pPr>
+      <w:r>
+        <w:rPr/>
+        <w:t>Resolución de incidencias habituales en la administración de SQL Server.</w:t>
+        <w:br/>
+      </w:r>
+    </w:p>
+    <w:p>
+      <w:pPr>
+        <w:pStyle w:val="Normal"/>
+        <w:rPr/>
+      </w:pPr>
       <w:r>
         <w:rPr>
           <w:b/>
@@ -291,333 +717,75 @@
     </w:p>
     <w:p>
       <w:pPr>
-        <w:numPr>
-          <w:ilvl w:val="0"/>
-          <w:numId w:val="4"/>
-        </w:numPr>
-      </w:pPr>
-      <w:r>
-        <w:t xml:space="preserve">Creación de tablas y vistas. </w:t>
-      </w:r>
-    </w:p>
-    <w:p>
-      <w:pPr>
-        <w:numPr>
-          <w:ilvl w:val="0"/>
-          <w:numId w:val="4"/>
-        </w:numPr>
-      </w:pPr>
-      <w:r>
-        <w:lastRenderedPageBreak/>
-        <w:t xml:space="preserve">Desarrollo de consultas SQL sobre distintos escenarios. </w:t>
-      </w:r>
-    </w:p>
-    <w:p>
-      <w:pPr>
-        <w:numPr>
-          <w:ilvl w:val="0"/>
-          <w:numId w:val="4"/>
-        </w:numPr>
-      </w:pPr>
-      <w:r>
-        <w:t xml:space="preserve">Creación y utilización de procedimientos almacenados. </w:t>
-      </w:r>
-    </w:p>
-    <w:p>
-      <w:pPr>
-        <w:numPr>
-          <w:ilvl w:val="0"/>
-          <w:numId w:val="4"/>
-        </w:numPr>
-      </w:pPr>
-      <w:r>
-        <w:t xml:space="preserve">Configuración de usuarios, roles y permisos. </w:t>
-      </w:r>
-    </w:p>
-    <w:p>
-      <w:pPr>
-        <w:numPr>
-          <w:ilvl w:val="0"/>
-          <w:numId w:val="4"/>
-        </w:numPr>
-      </w:pPr>
-      <w:r>
-        <w:t xml:space="preserve">Resolución de casos prácticos de administración y seguridad. </w:t>
-      </w:r>
-    </w:p>
-    <w:p/>
-    <w:p>
-      <w:pPr>
+        <w:pStyle w:val="Normal"/>
         <w:numPr>
           <w:ilvl w:val="0"/>
           <w:numId w:val="8"/>
         </w:numPr>
-        <w:rPr>
-          <w:b/>
-          <w:bCs/>
-        </w:rPr>
-      </w:pPr>
-      <w:r>
-        <w:rPr>
-          <w:b/>
-          <w:bCs/>
-        </w:rPr>
-        <w:t>3. Optimización y Alta Disponibilidad</w:t>
-      </w:r>
-    </w:p>
-    <w:p>
-      <w:pPr>
-        <w:numPr>
-          <w:ilvl w:val="0"/>
-          <w:numId w:val="5"/>
-        </w:numPr>
-      </w:pPr>
-      <w:r>
-        <w:t xml:space="preserve">Conceptos básicos de optimización del rendimiento. </w:t>
-      </w:r>
-    </w:p>
-    <w:p>
-      <w:pPr>
-        <w:numPr>
-          <w:ilvl w:val="0"/>
-          <w:numId w:val="5"/>
-        </w:numPr>
-      </w:pPr>
-      <w:r>
-        <w:t xml:space="preserve">Diseño y utilización de índices. </w:t>
-      </w:r>
-    </w:p>
-    <w:p>
-      <w:pPr>
-        <w:numPr>
-          <w:ilvl w:val="0"/>
-          <w:numId w:val="5"/>
-        </w:numPr>
-      </w:pPr>
-      <w:r>
-        <w:t xml:space="preserve">Optimización de consultas SQL. </w:t>
-      </w:r>
-    </w:p>
-    <w:p>
-      <w:pPr>
-        <w:numPr>
-          <w:ilvl w:val="0"/>
-          <w:numId w:val="5"/>
-        </w:numPr>
-      </w:pPr>
-      <w:r>
-        <w:t xml:space="preserve">Monitorización básica del rendimiento. </w:t>
-      </w:r>
-    </w:p>
-    <w:p>
-      <w:pPr>
-        <w:numPr>
-          <w:ilvl w:val="0"/>
-          <w:numId w:val="5"/>
-        </w:numPr>
-      </w:pPr>
-      <w:r>
-        <w:t xml:space="preserve">Conceptos fundamentales de alta disponibilidad en SQL Server. </w:t>
-      </w:r>
-    </w:p>
-    <w:p>
-      <w:pPr>
-        <w:numPr>
-          <w:ilvl w:val="0"/>
-          <w:numId w:val="5"/>
-        </w:numPr>
-      </w:pPr>
-      <w:r>
-        <w:t xml:space="preserve">Recomendaciones para mejorar la disponibilidad y el rendimiento de las bases de datos. </w:t>
-      </w:r>
-    </w:p>
-    <w:p>
-      <w:r>
-        <w:rPr>
-          <w:b/>
-          <w:bCs/>
-        </w:rPr>
-        <w:t>Ejercicios prácticos</w:t>
-      </w:r>
-    </w:p>
-    <w:p>
-      <w:pPr>
-        <w:numPr>
-          <w:ilvl w:val="0"/>
-          <w:numId w:val="6"/>
-        </w:numPr>
-      </w:pPr>
-      <w:r>
-        <w:t xml:space="preserve">Optimización de consultas mediante índices. </w:t>
-      </w:r>
-    </w:p>
-    <w:p>
-      <w:pPr>
-        <w:numPr>
-          <w:ilvl w:val="0"/>
-          <w:numId w:val="6"/>
-        </w:numPr>
-      </w:pPr>
-      <w:r>
-        <w:t xml:space="preserve">Comparación del rendimiento de distintas consultas. </w:t>
-      </w:r>
-    </w:p>
-    <w:p>
-      <w:pPr>
-        <w:numPr>
-          <w:ilvl w:val="0"/>
-          <w:numId w:val="6"/>
-        </w:numPr>
-      </w:pPr>
-      <w:r>
-        <w:t xml:space="preserve">Análisis de casos prácticos de mejora del rendimiento. </w:t>
-      </w:r>
-    </w:p>
-    <w:p>
-      <w:pPr>
+        <w:rPr/>
+      </w:pPr>
+      <w:r>
+        <w:rPr/>
+        <w:t xml:space="preserve">Realización de copias de seguridad y restauración de bases de datos. </w:t>
+      </w:r>
+    </w:p>
+    <w:p>
+      <w:pPr>
+        <w:pStyle w:val="Normal"/>
         <w:numPr>
           <w:ilvl w:val="0"/>
           <w:numId w:val="8"/>
         </w:numPr>
-        <w:rPr>
-          <w:b/>
-          <w:bCs/>
-        </w:rPr>
-      </w:pPr>
-      <w:r>
-        <w:rPr>
-          <w:b/>
-          <w:bCs/>
-        </w:rPr>
-        <w:t>4. Prácticas Recomendadas</w:t>
-      </w:r>
-    </w:p>
-    <w:p>
-      <w:pPr>
-        <w:numPr>
-          <w:ilvl w:val="0"/>
-          <w:numId w:val="7"/>
-        </w:numPr>
-      </w:pPr>
-      <w:r>
-        <w:t xml:space="preserve">Buenas prácticas para la administración de bases de datos. </w:t>
-      </w:r>
-    </w:p>
-    <w:p>
-      <w:pPr>
-        <w:numPr>
-          <w:ilvl w:val="0"/>
-          <w:numId w:val="7"/>
-        </w:numPr>
-      </w:pPr>
-      <w:r>
-        <w:t xml:space="preserve">Estrategias de mantenimiento. </w:t>
-      </w:r>
-    </w:p>
-    <w:p>
-      <w:pPr>
-        <w:numPr>
-          <w:ilvl w:val="0"/>
-          <w:numId w:val="7"/>
-        </w:numPr>
-      </w:pPr>
-      <w:r>
-        <w:t xml:space="preserve">Copias de seguridad y restauración. </w:t>
-      </w:r>
-    </w:p>
-    <w:p>
-      <w:pPr>
-        <w:numPr>
-          <w:ilvl w:val="0"/>
-          <w:numId w:val="7"/>
-        </w:numPr>
-      </w:pPr>
-      <w:r>
-        <w:t xml:space="preserve">Recomendaciones para garantizar la seguridad e integridad de la información. </w:t>
-      </w:r>
-    </w:p>
-    <w:p>
-      <w:pPr>
-        <w:numPr>
-          <w:ilvl w:val="0"/>
-          <w:numId w:val="7"/>
-        </w:numPr>
-      </w:pPr>
-      <w:r>
-        <w:t xml:space="preserve">Buenas prácticas para la gestión del rendimiento y la disponibilidad. </w:t>
-      </w:r>
-    </w:p>
-    <w:p>
-      <w:pPr>
-        <w:numPr>
-          <w:ilvl w:val="0"/>
-          <w:numId w:val="7"/>
-        </w:numPr>
-      </w:pPr>
-      <w:r>
-        <w:t xml:space="preserve">Resolución de incidencias habituales en la administración de SQL Server. </w:t>
-      </w:r>
-    </w:p>
-    <w:p>
-      <w:r>
-        <w:rPr>
-          <w:b/>
-          <w:bCs/>
-        </w:rPr>
-        <w:t>Ejercicios prácticos</w:t>
-      </w:r>
-    </w:p>
-    <w:p>
-      <w:pPr>
+        <w:rPr/>
+      </w:pPr>
+      <w:r>
+        <w:rPr/>
+        <w:t xml:space="preserve">Ejercicio completo de administración de una base de datos. </w:t>
+      </w:r>
+    </w:p>
+    <w:p>
+      <w:pPr>
+        <w:pStyle w:val="Normal"/>
         <w:numPr>
           <w:ilvl w:val="0"/>
           <w:numId w:val="8"/>
         </w:numPr>
-      </w:pPr>
-      <w:r>
-        <w:t xml:space="preserve">Realización de copias de seguridad y restauración de bases de datos. </w:t>
-      </w:r>
-    </w:p>
-    <w:p>
-      <w:pPr>
-        <w:numPr>
-          <w:ilvl w:val="0"/>
-          <w:numId w:val="8"/>
-        </w:numPr>
-      </w:pPr>
-      <w:r>
-        <w:lastRenderedPageBreak/>
-        <w:t xml:space="preserve">Ejercicio completo de administración de una base de datos. </w:t>
-      </w:r>
-    </w:p>
-    <w:p>
-      <w:pPr>
-        <w:numPr>
-          <w:ilvl w:val="0"/>
-          <w:numId w:val="8"/>
-        </w:numPr>
-      </w:pPr>
-      <w:r>
+        <w:rPr/>
+      </w:pPr>
+      <w:r>
+        <w:rPr/>
         <w:t xml:space="preserve">Caso práctico integrador que combine creación de objetos, consultas SQL, gestión de usuarios y permisos, mantenimiento y optimización básica del rendimiento. </w:t>
       </w:r>
     </w:p>
-    <w:p/>
+    <w:p>
+      <w:pPr>
+        <w:pStyle w:val="Normal"/>
+        <w:widowControl/>
+        <w:bidi w:val="0"/>
+        <w:spacing w:lineRule="auto" w:line="259" w:before="0" w:after="160"/>
+        <w:jc w:val="both"/>
+        <w:rPr/>
+      </w:pPr>
+      <w:r>
+        <w:rPr/>
+      </w:r>
+    </w:p>
     <w:sectPr>
+      <w:type w:val="nextPage"/>
       <w:pgSz w:w="11906" w:h="16838"/>
-      <w:pgMar w:top="1417" w:right="1701" w:bottom="1417" w:left="1701" w:header="708" w:footer="708" w:gutter="0"/>
-      <w:cols w:space="708"/>
-      <w:docGrid w:linePitch="360"/>
+      <w:pgMar w:left="1701" w:right="1701" w:header="0" w:top="1417" w:footer="0" w:bottom="1417" w:gutter="0"/>
+      <w:pgNumType w:fmt="decimal"/>
+      <w:formProt w:val="false"/>
+      <w:textDirection w:val="lrTb"/>
+      <w:docGrid w:type="default" w:linePitch="360" w:charSpace="4096"/>
     </w:sectPr>
   </w:body>
 </w:document>
 </file>
 
 <file path=word/numbering.xml><?xml version="1.0" encoding="utf-8"?>
-<w:numbering xmlns:wpc="http://schemas.microsoft.com/office/word/2010/wordprocessingCanvas" xmlns:cx="http://schemas.microsoft.com/office/drawing/2014/chartex" xmlns:cx1="http://schemas.microsoft.com/office/drawing/2015/9/8/chartex" xmlns:cx2="http://schemas.microsoft.com/office/drawing/2015/10/21/chartex" xmlns:cx3="http://schemas.microsoft.com/office/drawing/2016/5/9/chartex" xmlns:cx4="http://schemas.microsoft.com/office/drawing/2016/5/10/chartex" xmlns:cx5="http://schemas.microsoft.com/office/drawing/2016/5/11/chartex" xmlns:cx6="http://schemas.microsoft.com/office/drawing/2016/5/12/chartex" xmlns:cx7="http://schemas.microsoft.com/office/drawing/2016/5/13/chartex" xmlns:cx8="http://schemas.microsoft.com/office/drawing/2016/5/14/chartex" xmlns:mc="http://schemas.openxmlformats.org/markup-compatibility/2006" xmlns:aink="http://schemas.microsoft.com/office/drawing/2016/ink" xmlns:am3d="http://schemas.microsoft.com/office/drawing/2017/model3d" xmlns:o="urn:schemas-microsoft-com:office:office" xmlns:oel="http://schemas.microsoft.com/office/2019/extlst" xmlns:r="http://schemas.openxmlformats.org/officeDocument/2006/relationships" xmlns:m="http://schemas.openxmlformats.org/officeDocument/2006/math" xmlns:v="urn:schemas-microsoft-com:vml" xmlns:wp14="http://schemas.microsoft.com/office/word/2010/wordprocessingDrawing" xmlns:wp="http://schemas.openxmlformats.org/drawingml/2006/wordprocessingDrawing" xmlns:w10="urn:schemas-microsoft-com:office:word" xmlns:w="http://schemas.openxmlformats.org/wordprocessingml/2006/main" xmlns:w14="http://schemas.microsoft.com/office/word/2010/wordml" xmlns:w15="http://schemas.microsoft.com/office/word/2012/wordml" xmlns:w16cex="http://schemas.microsoft.com/office/word/2018/wordml/cex" xmlns:w16cid="http://schemas.microsoft.com/office/word/2016/wordml/cid" xmlns:w16="http://schemas.microsoft.com/office/word/2018/wordml" xmlns:w16du="http://schemas.microsoft.com/office/word/2023/wordml/word16du" xmlns:w16sdtdh="http://schemas.microsoft.com/office/word/2020/wordml/sdtdatahash" xmlns:w16sdtfl="http://schemas.microsoft.com/office/word/2024/wordml/sdtformatlock" xmlns:w16se="http://schemas.microsoft.com/office/word/2015/wordml/symex" xmlns:wpg="http://schemas.microsoft.com/office/word/2010/wordprocessingGroup" xmlns:wpi="http://schemas.microsoft.com/office/word/2010/wordprocessingInk" xmlns:wne="http://schemas.microsoft.com/office/word/2006/wordml" xmlns:wps="http://schemas.microsoft.com/office/word/2010/wordprocessingShape" mc:Ignorable="w14 w15 w16se w16cid w16 w16cex w16sdtdh w16sdtfl w16du wp14">
-  <w:abstractNum w:abstractNumId="0" w15:restartNumberingAfterBreak="0">
-    <w:nsid w:val="14EA1304"/>
-    <w:multiLevelType w:val="multilevel"/>
-    <w:tmpl w:val="3B26B0A6"/>
+<w:numbering xmlns:w="http://schemas.openxmlformats.org/wordprocessingml/2006/main" xmlns:o="urn:schemas-microsoft-com:office:office" xmlns:r="http://schemas.openxmlformats.org/officeDocument/2006/relationships" xmlns:v="urn:schemas-microsoft-com:vml">
+  <w:abstractNum w:abstractNumId="1">
     <w:lvl w:ilvl="0">
       <w:start w:val="1"/>
       <w:numFmt w:val="bullet"/>
@@ -630,11 +798,10 @@
         <w:ind w:left="720" w:hanging="360"/>
       </w:pPr>
       <w:rPr>
-        <w:rFonts w:ascii="Symbol" w:hAnsi="Symbol" w:hint="default"/>
-        <w:sz w:val="20"/>
-      </w:rPr>
-    </w:lvl>
-    <w:lvl w:ilvl="1" w:tentative="1">
+        <w:rFonts w:ascii="Symbol" w:hAnsi="Symbol" w:cs="Symbol" w:hint="default"/>
+      </w:rPr>
+    </w:lvl>
+    <w:lvl w:ilvl="1">
       <w:start w:val="1"/>
       <w:numFmt w:val="bullet"/>
       <w:lvlText w:val="o"/>
@@ -646,11 +813,10 @@
         <w:ind w:left="1440" w:hanging="360"/>
       </w:pPr>
       <w:rPr>
-        <w:rFonts w:ascii="Courier New" w:hAnsi="Courier New" w:hint="default"/>
-        <w:sz w:val="20"/>
-      </w:rPr>
-    </w:lvl>
-    <w:lvl w:ilvl="2" w:tentative="1">
+        <w:rFonts w:ascii="Courier New" w:hAnsi="Courier New" w:cs="Courier New" w:hint="default"/>
+      </w:rPr>
+    </w:lvl>
+    <w:lvl w:ilvl="2">
       <w:start w:val="1"/>
       <w:numFmt w:val="bullet"/>
       <w:lvlText w:val=""/>
@@ -662,11 +828,10 @@
         <w:ind w:left="2160" w:hanging="360"/>
       </w:pPr>
       <w:rPr>
-        <w:rFonts w:ascii="Wingdings" w:hAnsi="Wingdings" w:hint="default"/>
-        <w:sz w:val="20"/>
-      </w:rPr>
-    </w:lvl>
-    <w:lvl w:ilvl="3" w:tentative="1">
+        <w:rFonts w:ascii="Wingdings" w:hAnsi="Wingdings" w:cs="Wingdings" w:hint="default"/>
+      </w:rPr>
+    </w:lvl>
+    <w:lvl w:ilvl="3">
       <w:start w:val="1"/>
       <w:numFmt w:val="bullet"/>
       <w:lvlText w:val=""/>
@@ -678,11 +843,10 @@
         <w:ind w:left="2880" w:hanging="360"/>
       </w:pPr>
       <w:rPr>
-        <w:rFonts w:ascii="Wingdings" w:hAnsi="Wingdings" w:hint="default"/>
-        <w:sz w:val="20"/>
-      </w:rPr>
-    </w:lvl>
-    <w:lvl w:ilvl="4" w:tentative="1">
+        <w:rFonts w:ascii="Wingdings" w:hAnsi="Wingdings" w:cs="Wingdings" w:hint="default"/>
+      </w:rPr>
+    </w:lvl>
+    <w:lvl w:ilvl="4">
       <w:start w:val="1"/>
       <w:numFmt w:val="bullet"/>
       <w:lvlText w:val=""/>
@@ -694,11 +858,10 @@
         <w:ind w:left="3600" w:hanging="360"/>
       </w:pPr>
       <w:rPr>
-        <w:rFonts w:ascii="Wingdings" w:hAnsi="Wingdings" w:hint="default"/>
-        <w:sz w:val="20"/>
-      </w:rPr>
-    </w:lvl>
-    <w:lvl w:ilvl="5" w:tentative="1">
+        <w:rFonts w:ascii="Wingdings" w:hAnsi="Wingdings" w:cs="Wingdings" w:hint="default"/>
+      </w:rPr>
+    </w:lvl>
+    <w:lvl w:ilvl="5">
       <w:start w:val="1"/>
       <w:numFmt w:val="bullet"/>
       <w:lvlText w:val=""/>
@@ -710,11 +873,10 @@
         <w:ind w:left="4320" w:hanging="360"/>
       </w:pPr>
       <w:rPr>
-        <w:rFonts w:ascii="Wingdings" w:hAnsi="Wingdings" w:hint="default"/>
-        <w:sz w:val="20"/>
-      </w:rPr>
-    </w:lvl>
-    <w:lvl w:ilvl="6" w:tentative="1">
+        <w:rFonts w:ascii="Wingdings" w:hAnsi="Wingdings" w:cs="Wingdings" w:hint="default"/>
+      </w:rPr>
+    </w:lvl>
+    <w:lvl w:ilvl="6">
       <w:start w:val="1"/>
       <w:numFmt w:val="bullet"/>
       <w:lvlText w:val=""/>
@@ -726,11 +888,10 @@
         <w:ind w:left="5040" w:hanging="360"/>
       </w:pPr>
       <w:rPr>
-        <w:rFonts w:ascii="Wingdings" w:hAnsi="Wingdings" w:hint="default"/>
-        <w:sz w:val="20"/>
-      </w:rPr>
-    </w:lvl>
-    <w:lvl w:ilvl="7" w:tentative="1">
+        <w:rFonts w:ascii="Wingdings" w:hAnsi="Wingdings" w:cs="Wingdings" w:hint="default"/>
+      </w:rPr>
+    </w:lvl>
+    <w:lvl w:ilvl="7">
       <w:start w:val="1"/>
       <w:numFmt w:val="bullet"/>
       <w:lvlText w:val=""/>
@@ -742,11 +903,10 @@
         <w:ind w:left="5760" w:hanging="360"/>
       </w:pPr>
       <w:rPr>
-        <w:rFonts w:ascii="Wingdings" w:hAnsi="Wingdings" w:hint="default"/>
-        <w:sz w:val="20"/>
-      </w:rPr>
-    </w:lvl>
-    <w:lvl w:ilvl="8" w:tentative="1">
+        <w:rFonts w:ascii="Wingdings" w:hAnsi="Wingdings" w:cs="Wingdings" w:hint="default"/>
+      </w:rPr>
+    </w:lvl>
+    <w:lvl w:ilvl="8">
       <w:start w:val="1"/>
       <w:numFmt w:val="bullet"/>
       <w:lvlText w:val=""/>
@@ -758,15 +918,11 @@
         <w:ind w:left="6480" w:hanging="360"/>
       </w:pPr>
       <w:rPr>
-        <w:rFonts w:ascii="Wingdings" w:hAnsi="Wingdings" w:hint="default"/>
-        <w:sz w:val="20"/>
+        <w:rFonts w:ascii="Wingdings" w:hAnsi="Wingdings" w:cs="Wingdings" w:hint="default"/>
       </w:rPr>
     </w:lvl>
   </w:abstractNum>
-  <w:abstractNum w:abstractNumId="1" w15:restartNumberingAfterBreak="0">
-    <w:nsid w:val="161568C5"/>
-    <w:multiLevelType w:val="multilevel"/>
-    <w:tmpl w:val="3B26B0A6"/>
+  <w:abstractNum w:abstractNumId="2">
     <w:lvl w:ilvl="0">
       <w:start w:val="1"/>
       <w:numFmt w:val="bullet"/>
@@ -779,11 +935,10 @@
         <w:ind w:left="720" w:hanging="360"/>
       </w:pPr>
       <w:rPr>
-        <w:rFonts w:ascii="Symbol" w:hAnsi="Symbol" w:hint="default"/>
-        <w:sz w:val="20"/>
-      </w:rPr>
-    </w:lvl>
-    <w:lvl w:ilvl="1" w:tentative="1">
+        <w:rFonts w:ascii="Symbol" w:hAnsi="Symbol" w:cs="Symbol" w:hint="default"/>
+      </w:rPr>
+    </w:lvl>
+    <w:lvl w:ilvl="1">
       <w:start w:val="1"/>
       <w:numFmt w:val="bullet"/>
       <w:lvlText w:val="o"/>
@@ -795,11 +950,10 @@
         <w:ind w:left="1440" w:hanging="360"/>
       </w:pPr>
       <w:rPr>
-        <w:rFonts w:ascii="Courier New" w:hAnsi="Courier New" w:hint="default"/>
-        <w:sz w:val="20"/>
-      </w:rPr>
-    </w:lvl>
-    <w:lvl w:ilvl="2" w:tentative="1">
+        <w:rFonts w:ascii="Courier New" w:hAnsi="Courier New" w:cs="Courier New" w:hint="default"/>
+      </w:rPr>
+    </w:lvl>
+    <w:lvl w:ilvl="2">
       <w:start w:val="1"/>
       <w:numFmt w:val="bullet"/>
       <w:lvlText w:val=""/>
@@ -811,11 +965,10 @@
         <w:ind w:left="2160" w:hanging="360"/>
       </w:pPr>
       <w:rPr>
-        <w:rFonts w:ascii="Wingdings" w:hAnsi="Wingdings" w:hint="default"/>
-        <w:sz w:val="20"/>
-      </w:rPr>
-    </w:lvl>
-    <w:lvl w:ilvl="3" w:tentative="1">
+        <w:rFonts w:ascii="Wingdings" w:hAnsi="Wingdings" w:cs="Wingdings" w:hint="default"/>
+      </w:rPr>
+    </w:lvl>
+    <w:lvl w:ilvl="3">
       <w:start w:val="1"/>
       <w:numFmt w:val="bullet"/>
       <w:lvlText w:val=""/>
@@ -827,11 +980,10 @@
         <w:ind w:left="2880" w:hanging="360"/>
       </w:pPr>
       <w:rPr>
-        <w:rFonts w:ascii="Wingdings" w:hAnsi="Wingdings" w:hint="default"/>
-        <w:sz w:val="20"/>
-      </w:rPr>
-    </w:lvl>
-    <w:lvl w:ilvl="4" w:tentative="1">
+        <w:rFonts w:ascii="Wingdings" w:hAnsi="Wingdings" w:cs="Wingdings" w:hint="default"/>
+      </w:rPr>
+    </w:lvl>
+    <w:lvl w:ilvl="4">
       <w:start w:val="1"/>
       <w:numFmt w:val="bullet"/>
       <w:lvlText w:val=""/>
@@ -843,11 +995,10 @@
         <w:ind w:left="3600" w:hanging="360"/>
       </w:pPr>
       <w:rPr>
-        <w:rFonts w:ascii="Wingdings" w:hAnsi="Wingdings" w:hint="default"/>
-        <w:sz w:val="20"/>
-      </w:rPr>
-    </w:lvl>
-    <w:lvl w:ilvl="5" w:tentative="1">
+        <w:rFonts w:ascii="Wingdings" w:hAnsi="Wingdings" w:cs="Wingdings" w:hint="default"/>
+      </w:rPr>
+    </w:lvl>
+    <w:lvl w:ilvl="5">
       <w:start w:val="1"/>
       <w:numFmt w:val="bullet"/>
       <w:lvlText w:val=""/>
@@ -859,11 +1010,10 @@
         <w:ind w:left="4320" w:hanging="360"/>
       </w:pPr>
       <w:rPr>
-        <w:rFonts w:ascii="Wingdings" w:hAnsi="Wingdings" w:hint="default"/>
-        <w:sz w:val="20"/>
-      </w:rPr>
-    </w:lvl>
-    <w:lvl w:ilvl="6" w:tentative="1">
+        <w:rFonts w:ascii="Wingdings" w:hAnsi="Wingdings" w:cs="Wingdings" w:hint="default"/>
+      </w:rPr>
+    </w:lvl>
+    <w:lvl w:ilvl="6">
       <w:start w:val="1"/>
       <w:numFmt w:val="bullet"/>
       <w:lvlText w:val=""/>
@@ -875,11 +1025,10 @@
         <w:ind w:left="5040" w:hanging="360"/>
       </w:pPr>
       <w:rPr>
-        <w:rFonts w:ascii="Wingdings" w:hAnsi="Wingdings" w:hint="default"/>
-        <w:sz w:val="20"/>
-      </w:rPr>
-    </w:lvl>
-    <w:lvl w:ilvl="7" w:tentative="1">
+        <w:rFonts w:ascii="Wingdings" w:hAnsi="Wingdings" w:cs="Wingdings" w:hint="default"/>
+      </w:rPr>
+    </w:lvl>
+    <w:lvl w:ilvl="7">
       <w:start w:val="1"/>
       <w:numFmt w:val="bullet"/>
       <w:lvlText w:val=""/>
@@ -891,11 +1040,10 @@
         <w:ind w:left="5760" w:hanging="360"/>
       </w:pPr>
       <w:rPr>
-        <w:rFonts w:ascii="Wingdings" w:hAnsi="Wingdings" w:hint="default"/>
-        <w:sz w:val="20"/>
-      </w:rPr>
-    </w:lvl>
-    <w:lvl w:ilvl="8" w:tentative="1">
+        <w:rFonts w:ascii="Wingdings" w:hAnsi="Wingdings" w:cs="Wingdings" w:hint="default"/>
+      </w:rPr>
+    </w:lvl>
+    <w:lvl w:ilvl="8">
       <w:start w:val="1"/>
       <w:numFmt w:val="bullet"/>
       <w:lvlText w:val=""/>
@@ -907,15 +1055,11 @@
         <w:ind w:left="6480" w:hanging="360"/>
       </w:pPr>
       <w:rPr>
-        <w:rFonts w:ascii="Wingdings" w:hAnsi="Wingdings" w:hint="default"/>
-        <w:sz w:val="20"/>
+        <w:rFonts w:ascii="Wingdings" w:hAnsi="Wingdings" w:cs="Wingdings" w:hint="default"/>
       </w:rPr>
     </w:lvl>
   </w:abstractNum>
-  <w:abstractNum w:abstractNumId="2" w15:restartNumberingAfterBreak="0">
-    <w:nsid w:val="1AF02F7A"/>
-    <w:multiLevelType w:val="multilevel"/>
-    <w:tmpl w:val="3B26B0A6"/>
+  <w:abstractNum w:abstractNumId="3">
     <w:lvl w:ilvl="0">
       <w:start w:val="1"/>
       <w:numFmt w:val="bullet"/>
@@ -928,11 +1072,10 @@
         <w:ind w:left="720" w:hanging="360"/>
       </w:pPr>
       <w:rPr>
-        <w:rFonts w:ascii="Symbol" w:hAnsi="Symbol" w:hint="default"/>
-        <w:sz w:val="20"/>
-      </w:rPr>
-    </w:lvl>
-    <w:lvl w:ilvl="1" w:tentative="1">
+        <w:rFonts w:ascii="Symbol" w:hAnsi="Symbol" w:cs="Symbol" w:hint="default"/>
+      </w:rPr>
+    </w:lvl>
+    <w:lvl w:ilvl="1">
       <w:start w:val="1"/>
       <w:numFmt w:val="bullet"/>
       <w:lvlText w:val="o"/>
@@ -944,11 +1087,10 @@
         <w:ind w:left="1440" w:hanging="360"/>
       </w:pPr>
       <w:rPr>
-        <w:rFonts w:ascii="Courier New" w:hAnsi="Courier New" w:hint="default"/>
-        <w:sz w:val="20"/>
-      </w:rPr>
-    </w:lvl>
-    <w:lvl w:ilvl="2" w:tentative="1">
+        <w:rFonts w:ascii="Courier New" w:hAnsi="Courier New" w:cs="Courier New" w:hint="default"/>
+      </w:rPr>
+    </w:lvl>
+    <w:lvl w:ilvl="2">
       <w:start w:val="1"/>
       <w:numFmt w:val="bullet"/>
       <w:lvlText w:val=""/>
@@ -960,11 +1102,10 @@
         <w:ind w:left="2160" w:hanging="360"/>
       </w:pPr>
       <w:rPr>
-        <w:rFonts w:ascii="Wingdings" w:hAnsi="Wingdings" w:hint="default"/>
-        <w:sz w:val="20"/>
-      </w:rPr>
-    </w:lvl>
-    <w:lvl w:ilvl="3" w:tentative="1">
+        <w:rFonts w:ascii="Wingdings" w:hAnsi="Wingdings" w:cs="Wingdings" w:hint="default"/>
+      </w:rPr>
+    </w:lvl>
+    <w:lvl w:ilvl="3">
       <w:start w:val="1"/>
       <w:numFmt w:val="bullet"/>
       <w:lvlText w:val=""/>
@@ -976,11 +1117,10 @@
         <w:ind w:left="2880" w:hanging="360"/>
       </w:pPr>
       <w:rPr>
-        <w:rFonts w:ascii="Wingdings" w:hAnsi="Wingdings" w:hint="default"/>
-        <w:sz w:val="20"/>
-      </w:rPr>
-    </w:lvl>
-    <w:lvl w:ilvl="4" w:tentative="1">
+        <w:rFonts w:ascii="Wingdings" w:hAnsi="Wingdings" w:cs="Wingdings" w:hint="default"/>
+      </w:rPr>
+    </w:lvl>
+    <w:lvl w:ilvl="4">
       <w:start w:val="1"/>
       <w:numFmt w:val="bullet"/>
       <w:lvlText w:val=""/>
@@ -992,11 +1132,10 @@
         <w:ind w:left="3600" w:hanging="360"/>
       </w:pPr>
       <w:rPr>
-        <w:rFonts w:ascii="Wingdings" w:hAnsi="Wingdings" w:hint="default"/>
-        <w:sz w:val="20"/>
-      </w:rPr>
-    </w:lvl>
-    <w:lvl w:ilvl="5" w:tentative="1">
+        <w:rFonts w:ascii="Wingdings" w:hAnsi="Wingdings" w:cs="Wingdings" w:hint="default"/>
+      </w:rPr>
+    </w:lvl>
+    <w:lvl w:ilvl="5">
       <w:start w:val="1"/>
       <w:numFmt w:val="bullet"/>
       <w:lvlText w:val=""/>
@@ -1008,11 +1147,10 @@
         <w:ind w:left="4320" w:hanging="360"/>
       </w:pPr>
       <w:rPr>
-        <w:rFonts w:ascii="Wingdings" w:hAnsi="Wingdings" w:hint="default"/>
-        <w:sz w:val="20"/>
-      </w:rPr>
-    </w:lvl>
-    <w:lvl w:ilvl="6" w:tentative="1">
+        <w:rFonts w:ascii="Wingdings" w:hAnsi="Wingdings" w:cs="Wingdings" w:hint="default"/>
+      </w:rPr>
+    </w:lvl>
+    <w:lvl w:ilvl="6">
       <w:start w:val="1"/>
       <w:numFmt w:val="bullet"/>
       <w:lvlText w:val=""/>
@@ -1024,11 +1162,10 @@
         <w:ind w:left="5040" w:hanging="360"/>
       </w:pPr>
       <w:rPr>
-        <w:rFonts w:ascii="Wingdings" w:hAnsi="Wingdings" w:hint="default"/>
-        <w:sz w:val="20"/>
-      </w:rPr>
-    </w:lvl>
-    <w:lvl w:ilvl="7" w:tentative="1">
+        <w:rFonts w:ascii="Wingdings" w:hAnsi="Wingdings" w:cs="Wingdings" w:hint="default"/>
+      </w:rPr>
+    </w:lvl>
+    <w:lvl w:ilvl="7">
       <w:start w:val="1"/>
       <w:numFmt w:val="bullet"/>
       <w:lvlText w:val=""/>
@@ -1040,11 +1177,10 @@
         <w:ind w:left="5760" w:hanging="360"/>
       </w:pPr>
       <w:rPr>
-        <w:rFonts w:ascii="Wingdings" w:hAnsi="Wingdings" w:hint="default"/>
-        <w:sz w:val="20"/>
-      </w:rPr>
-    </w:lvl>
-    <w:lvl w:ilvl="8" w:tentative="1">
+        <w:rFonts w:ascii="Wingdings" w:hAnsi="Wingdings" w:cs="Wingdings" w:hint="default"/>
+      </w:rPr>
+    </w:lvl>
+    <w:lvl w:ilvl="8">
       <w:start w:val="1"/>
       <w:numFmt w:val="bullet"/>
       <w:lvlText w:val=""/>
@@ -1056,15 +1192,11 @@
         <w:ind w:left="6480" w:hanging="360"/>
       </w:pPr>
       <w:rPr>
-        <w:rFonts w:ascii="Wingdings" w:hAnsi="Wingdings" w:hint="default"/>
-        <w:sz w:val="20"/>
+        <w:rFonts w:ascii="Wingdings" w:hAnsi="Wingdings" w:cs="Wingdings" w:hint="default"/>
       </w:rPr>
     </w:lvl>
   </w:abstractNum>
-  <w:abstractNum w:abstractNumId="3" w15:restartNumberingAfterBreak="0">
-    <w:nsid w:val="27285F6A"/>
-    <w:multiLevelType w:val="multilevel"/>
-    <w:tmpl w:val="3B26B0A6"/>
+  <w:abstractNum w:abstractNumId="4">
     <w:lvl w:ilvl="0">
       <w:start w:val="1"/>
       <w:numFmt w:val="bullet"/>
@@ -1077,11 +1209,10 @@
         <w:ind w:left="720" w:hanging="360"/>
       </w:pPr>
       <w:rPr>
-        <w:rFonts w:ascii="Symbol" w:hAnsi="Symbol" w:hint="default"/>
-        <w:sz w:val="20"/>
-      </w:rPr>
-    </w:lvl>
-    <w:lvl w:ilvl="1" w:tentative="1">
+        <w:rFonts w:ascii="Symbol" w:hAnsi="Symbol" w:cs="Symbol" w:hint="default"/>
+      </w:rPr>
+    </w:lvl>
+    <w:lvl w:ilvl="1">
       <w:start w:val="1"/>
       <w:numFmt w:val="bullet"/>
       <w:lvlText w:val="o"/>
@@ -1093,11 +1224,10 @@
         <w:ind w:left="1440" w:hanging="360"/>
       </w:pPr>
       <w:rPr>
-        <w:rFonts w:ascii="Courier New" w:hAnsi="Courier New" w:hint="default"/>
-        <w:sz w:val="20"/>
-      </w:rPr>
-    </w:lvl>
-    <w:lvl w:ilvl="2" w:tentative="1">
+        <w:rFonts w:ascii="Courier New" w:hAnsi="Courier New" w:cs="Courier New" w:hint="default"/>
+      </w:rPr>
+    </w:lvl>
+    <w:lvl w:ilvl="2">
       <w:start w:val="1"/>
       <w:numFmt w:val="bullet"/>
       <w:lvlText w:val=""/>
@@ -1109,11 +1239,10 @@
         <w:ind w:left="2160" w:hanging="360"/>
       </w:pPr>
       <w:rPr>
-        <w:rFonts w:ascii="Wingdings" w:hAnsi="Wingdings" w:hint="default"/>
-        <w:sz w:val="20"/>
-      </w:rPr>
-    </w:lvl>
-    <w:lvl w:ilvl="3" w:tentative="1">
+        <w:rFonts w:ascii="Wingdings" w:hAnsi="Wingdings" w:cs="Wingdings" w:hint="default"/>
+      </w:rPr>
+    </w:lvl>
+    <w:lvl w:ilvl="3">
       <w:start w:val="1"/>
       <w:numFmt w:val="bullet"/>
       <w:lvlText w:val=""/>
@@ -1125,11 +1254,10 @@
         <w:ind w:left="2880" w:hanging="360"/>
       </w:pPr>
       <w:rPr>
-        <w:rFonts w:ascii="Wingdings" w:hAnsi="Wingdings" w:hint="default"/>
-        <w:sz w:val="20"/>
-      </w:rPr>
-    </w:lvl>
-    <w:lvl w:ilvl="4" w:tentative="1">
+        <w:rFonts w:ascii="Wingdings" w:hAnsi="Wingdings" w:cs="Wingdings" w:hint="default"/>
+      </w:rPr>
+    </w:lvl>
+    <w:lvl w:ilvl="4">
       <w:start w:val="1"/>
       <w:numFmt w:val="bullet"/>
       <w:lvlText w:val=""/>
@@ -1141,11 +1269,10 @@
         <w:ind w:left="3600" w:hanging="360"/>
       </w:pPr>
       <w:rPr>
-        <w:rFonts w:ascii="Wingdings" w:hAnsi="Wingdings" w:hint="default"/>
-        <w:sz w:val="20"/>
-      </w:rPr>
-    </w:lvl>
-    <w:lvl w:ilvl="5" w:tentative="1">
+        <w:rFonts w:ascii="Wingdings" w:hAnsi="Wingdings" w:cs="Wingdings" w:hint="default"/>
+      </w:rPr>
+    </w:lvl>
+    <w:lvl w:ilvl="5">
       <w:start w:val="1"/>
       <w:numFmt w:val="bullet"/>
       <w:lvlText w:val=""/>
@@ -1157,11 +1284,10 @@
         <w:ind w:left="4320" w:hanging="360"/>
       </w:pPr>
       <w:rPr>
-        <w:rFonts w:ascii="Wingdings" w:hAnsi="Wingdings" w:hint="default"/>
-        <w:sz w:val="20"/>
-      </w:rPr>
-    </w:lvl>
-    <w:lvl w:ilvl="6" w:tentative="1">
+        <w:rFonts w:ascii="Wingdings" w:hAnsi="Wingdings" w:cs="Wingdings" w:hint="default"/>
+      </w:rPr>
+    </w:lvl>
+    <w:lvl w:ilvl="6">
       <w:start w:val="1"/>
       <w:numFmt w:val="bullet"/>
       <w:lvlText w:val=""/>
@@ -1173,11 +1299,10 @@
         <w:ind w:left="5040" w:hanging="360"/>
       </w:pPr>
       <w:rPr>
-        <w:rFonts w:ascii="Wingdings" w:hAnsi="Wingdings" w:hint="default"/>
-        <w:sz w:val="20"/>
-      </w:rPr>
-    </w:lvl>
-    <w:lvl w:ilvl="7" w:tentative="1">
+        <w:rFonts w:ascii="Wingdings" w:hAnsi="Wingdings" w:cs="Wingdings" w:hint="default"/>
+      </w:rPr>
+    </w:lvl>
+    <w:lvl w:ilvl="7">
       <w:start w:val="1"/>
       <w:numFmt w:val="bullet"/>
       <w:lvlText w:val=""/>
@@ -1189,11 +1314,10 @@
         <w:ind w:left="5760" w:hanging="360"/>
       </w:pPr>
       <w:rPr>
-        <w:rFonts w:ascii="Wingdings" w:hAnsi="Wingdings" w:hint="default"/>
-        <w:sz w:val="20"/>
-      </w:rPr>
-    </w:lvl>
-    <w:lvl w:ilvl="8" w:tentative="1">
+        <w:rFonts w:ascii="Wingdings" w:hAnsi="Wingdings" w:cs="Wingdings" w:hint="default"/>
+      </w:rPr>
+    </w:lvl>
+    <w:lvl w:ilvl="8">
       <w:start w:val="1"/>
       <w:numFmt w:val="bullet"/>
       <w:lvlText w:val=""/>
@@ -1205,15 +1329,11 @@
         <w:ind w:left="6480" w:hanging="360"/>
       </w:pPr>
       <w:rPr>
-        <w:rFonts w:ascii="Wingdings" w:hAnsi="Wingdings" w:hint="default"/>
-        <w:sz w:val="20"/>
+        <w:rFonts w:ascii="Wingdings" w:hAnsi="Wingdings" w:cs="Wingdings" w:hint="default"/>
       </w:rPr>
     </w:lvl>
   </w:abstractNum>
-  <w:abstractNum w:abstractNumId="4" w15:restartNumberingAfterBreak="0">
-    <w:nsid w:val="27970D94"/>
-    <w:multiLevelType w:val="multilevel"/>
-    <w:tmpl w:val="3B26B0A6"/>
+  <w:abstractNum w:abstractNumId="5">
     <w:lvl w:ilvl="0">
       <w:start w:val="1"/>
       <w:numFmt w:val="bullet"/>
@@ -1226,11 +1346,10 @@
         <w:ind w:left="720" w:hanging="360"/>
       </w:pPr>
       <w:rPr>
-        <w:rFonts w:ascii="Symbol" w:hAnsi="Symbol" w:hint="default"/>
-        <w:sz w:val="20"/>
-      </w:rPr>
-    </w:lvl>
-    <w:lvl w:ilvl="1" w:tentative="1">
+        <w:rFonts w:ascii="Symbol" w:hAnsi="Symbol" w:cs="Symbol" w:hint="default"/>
+      </w:rPr>
+    </w:lvl>
+    <w:lvl w:ilvl="1">
       <w:start w:val="1"/>
       <w:numFmt w:val="bullet"/>
       <w:lvlText w:val="o"/>
@@ -1242,11 +1361,10 @@
         <w:ind w:left="1440" w:hanging="360"/>
       </w:pPr>
       <w:rPr>
-        <w:rFonts w:ascii="Courier New" w:hAnsi="Courier New" w:hint="default"/>
-        <w:sz w:val="20"/>
-      </w:rPr>
-    </w:lvl>
-    <w:lvl w:ilvl="2" w:tentative="1">
+        <w:rFonts w:ascii="Courier New" w:hAnsi="Courier New" w:cs="Courier New" w:hint="default"/>
+      </w:rPr>
+    </w:lvl>
+    <w:lvl w:ilvl="2">
       <w:start w:val="1"/>
       <w:numFmt w:val="bullet"/>
       <w:lvlText w:val=""/>
@@ -1258,11 +1376,10 @@
         <w:ind w:left="2160" w:hanging="360"/>
       </w:pPr>
       <w:rPr>
-        <w:rFonts w:ascii="Wingdings" w:hAnsi="Wingdings" w:hint="default"/>
-        <w:sz w:val="20"/>
-      </w:rPr>
-    </w:lvl>
-    <w:lvl w:ilvl="3" w:tentative="1">
+        <w:rFonts w:ascii="Wingdings" w:hAnsi="Wingdings" w:cs="Wingdings" w:hint="default"/>
+      </w:rPr>
+    </w:lvl>
+    <w:lvl w:ilvl="3">
       <w:start w:val="1"/>
       <w:numFmt w:val="bullet"/>
       <w:lvlText w:val=""/>
@@ -1274,11 +1391,10 @@
         <w:ind w:left="2880" w:hanging="360"/>
       </w:pPr>
       <w:rPr>
-        <w:rFonts w:ascii="Wingdings" w:hAnsi="Wingdings" w:hint="default"/>
-        <w:sz w:val="20"/>
-      </w:rPr>
-    </w:lvl>
-    <w:lvl w:ilvl="4" w:tentative="1">
+        <w:rFonts w:ascii="Wingdings" w:hAnsi="Wingdings" w:cs="Wingdings" w:hint="default"/>
+      </w:rPr>
+    </w:lvl>
+    <w:lvl w:ilvl="4">
       <w:start w:val="1"/>
       <w:numFmt w:val="bullet"/>
       <w:lvlText w:val=""/>
@@ -1290,11 +1406,10 @@
         <w:ind w:left="3600" w:hanging="360"/>
       </w:pPr>
       <w:rPr>
-        <w:rFonts w:ascii="Wingdings" w:hAnsi="Wingdings" w:hint="default"/>
-        <w:sz w:val="20"/>
-      </w:rPr>
-    </w:lvl>
-    <w:lvl w:ilvl="5" w:tentative="1">
+        <w:rFonts w:ascii="Wingdings" w:hAnsi="Wingdings" w:cs="Wingdings" w:hint="default"/>
+      </w:rPr>
+    </w:lvl>
+    <w:lvl w:ilvl="5">
       <w:start w:val="1"/>
       <w:numFmt w:val="bullet"/>
       <w:lvlText w:val=""/>
@@ -1306,11 +1421,10 @@
         <w:ind w:left="4320" w:hanging="360"/>
       </w:pPr>
       <w:rPr>
-        <w:rFonts w:ascii="Wingdings" w:hAnsi="Wingdings" w:hint="default"/>
-        <w:sz w:val="20"/>
-      </w:rPr>
-    </w:lvl>
-    <w:lvl w:ilvl="6" w:tentative="1">
+        <w:rFonts w:ascii="Wingdings" w:hAnsi="Wingdings" w:cs="Wingdings" w:hint="default"/>
+      </w:rPr>
+    </w:lvl>
+    <w:lvl w:ilvl="6">
       <w:start w:val="1"/>
       <w:numFmt w:val="bullet"/>
       <w:lvlText w:val=""/>
@@ -1322,11 +1436,10 @@
         <w:ind w:left="5040" w:hanging="360"/>
       </w:pPr>
       <w:rPr>
-        <w:rFonts w:ascii="Wingdings" w:hAnsi="Wingdings" w:hint="default"/>
-        <w:sz w:val="20"/>
-      </w:rPr>
-    </w:lvl>
-    <w:lvl w:ilvl="7" w:tentative="1">
+        <w:rFonts w:ascii="Wingdings" w:hAnsi="Wingdings" w:cs="Wingdings" w:hint="default"/>
+      </w:rPr>
+    </w:lvl>
+    <w:lvl w:ilvl="7">
       <w:start w:val="1"/>
       <w:numFmt w:val="bullet"/>
       <w:lvlText w:val=""/>
@@ -1338,11 +1451,10 @@
         <w:ind w:left="5760" w:hanging="360"/>
       </w:pPr>
       <w:rPr>
-        <w:rFonts w:ascii="Wingdings" w:hAnsi="Wingdings" w:hint="default"/>
-        <w:sz w:val="20"/>
-      </w:rPr>
-    </w:lvl>
-    <w:lvl w:ilvl="8" w:tentative="1">
+        <w:rFonts w:ascii="Wingdings" w:hAnsi="Wingdings" w:cs="Wingdings" w:hint="default"/>
+      </w:rPr>
+    </w:lvl>
+    <w:lvl w:ilvl="8">
       <w:start w:val="1"/>
       <w:numFmt w:val="bullet"/>
       <w:lvlText w:val=""/>
@@ -1354,15 +1466,11 @@
         <w:ind w:left="6480" w:hanging="360"/>
       </w:pPr>
       <w:rPr>
-        <w:rFonts w:ascii="Wingdings" w:hAnsi="Wingdings" w:hint="default"/>
-        <w:sz w:val="20"/>
+        <w:rFonts w:ascii="Wingdings" w:hAnsi="Wingdings" w:cs="Wingdings" w:hint="default"/>
       </w:rPr>
     </w:lvl>
   </w:abstractNum>
-  <w:abstractNum w:abstractNumId="5" w15:restartNumberingAfterBreak="0">
-    <w:nsid w:val="342C3113"/>
-    <w:multiLevelType w:val="multilevel"/>
-    <w:tmpl w:val="3B26B0A6"/>
+  <w:abstractNum w:abstractNumId="6">
     <w:lvl w:ilvl="0">
       <w:start w:val="1"/>
       <w:numFmt w:val="bullet"/>
@@ -1375,11 +1483,10 @@
         <w:ind w:left="720" w:hanging="360"/>
       </w:pPr>
       <w:rPr>
-        <w:rFonts w:ascii="Symbol" w:hAnsi="Symbol" w:hint="default"/>
-        <w:sz w:val="20"/>
-      </w:rPr>
-    </w:lvl>
-    <w:lvl w:ilvl="1" w:tentative="1">
+        <w:rFonts w:ascii="Symbol" w:hAnsi="Symbol" w:cs="Symbol" w:hint="default"/>
+      </w:rPr>
+    </w:lvl>
+    <w:lvl w:ilvl="1">
       <w:start w:val="1"/>
       <w:numFmt w:val="bullet"/>
       <w:lvlText w:val="o"/>
@@ -1391,11 +1498,10 @@
         <w:ind w:left="1440" w:hanging="360"/>
       </w:pPr>
       <w:rPr>
-        <w:rFonts w:ascii="Courier New" w:hAnsi="Courier New" w:hint="default"/>
-        <w:sz w:val="20"/>
-      </w:rPr>
-    </w:lvl>
-    <w:lvl w:ilvl="2" w:tentative="1">
+        <w:rFonts w:ascii="Courier New" w:hAnsi="Courier New" w:cs="Courier New" w:hint="default"/>
+      </w:rPr>
+    </w:lvl>
+    <w:lvl w:ilvl="2">
       <w:start w:val="1"/>
       <w:numFmt w:val="bullet"/>
       <w:lvlText w:val=""/>
@@ -1407,11 +1513,10 @@
         <w:ind w:left="2160" w:hanging="360"/>
       </w:pPr>
       <w:rPr>
-        <w:rFonts w:ascii="Wingdings" w:hAnsi="Wingdings" w:hint="default"/>
-        <w:sz w:val="20"/>
-      </w:rPr>
-    </w:lvl>
-    <w:lvl w:ilvl="3" w:tentative="1">
+        <w:rFonts w:ascii="Wingdings" w:hAnsi="Wingdings" w:cs="Wingdings" w:hint="default"/>
+      </w:rPr>
+    </w:lvl>
+    <w:lvl w:ilvl="3">
       <w:start w:val="1"/>
       <w:numFmt w:val="bullet"/>
       <w:lvlText w:val=""/>
@@ -1423,11 +1528,10 @@
         <w:ind w:left="2880" w:hanging="360"/>
       </w:pPr>
       <w:rPr>
-        <w:rFonts w:ascii="Wingdings" w:hAnsi="Wingdings" w:hint="default"/>
-        <w:sz w:val="20"/>
-      </w:rPr>
-    </w:lvl>
-    <w:lvl w:ilvl="4" w:tentative="1">
+        <w:rFonts w:ascii="Wingdings" w:hAnsi="Wingdings" w:cs="Wingdings" w:hint="default"/>
+      </w:rPr>
+    </w:lvl>
+    <w:lvl w:ilvl="4">
       <w:start w:val="1"/>
       <w:numFmt w:val="bullet"/>
       <w:lvlText w:val=""/>
@@ -1439,11 +1543,10 @@
         <w:ind w:left="3600" w:hanging="360"/>
       </w:pPr>
       <w:rPr>
-        <w:rFonts w:ascii="Wingdings" w:hAnsi="Wingdings" w:hint="default"/>
-        <w:sz w:val="20"/>
-      </w:rPr>
-    </w:lvl>
-    <w:lvl w:ilvl="5" w:tentative="1">
+        <w:rFonts w:ascii="Wingdings" w:hAnsi="Wingdings" w:cs="Wingdings" w:hint="default"/>
+      </w:rPr>
+    </w:lvl>
+    <w:lvl w:ilvl="5">
       <w:start w:val="1"/>
       <w:numFmt w:val="bullet"/>
       <w:lvlText w:val=""/>
@@ -1455,11 +1558,10 @@
         <w:ind w:left="4320" w:hanging="360"/>
       </w:pPr>
       <w:rPr>
-        <w:rFonts w:ascii="Wingdings" w:hAnsi="Wingdings" w:hint="default"/>
-        <w:sz w:val="20"/>
-      </w:rPr>
-    </w:lvl>
-    <w:lvl w:ilvl="6" w:tentative="1">
+        <w:rFonts w:ascii="Wingdings" w:hAnsi="Wingdings" w:cs="Wingdings" w:hint="default"/>
+      </w:rPr>
+    </w:lvl>
+    <w:lvl w:ilvl="6">
       <w:start w:val="1"/>
       <w:numFmt w:val="bullet"/>
       <w:lvlText w:val=""/>
@@ -1471,11 +1573,10 @@
         <w:ind w:left="5040" w:hanging="360"/>
       </w:pPr>
       <w:rPr>
-        <w:rFonts w:ascii="Wingdings" w:hAnsi="Wingdings" w:hint="default"/>
-        <w:sz w:val="20"/>
-      </w:rPr>
-    </w:lvl>
-    <w:lvl w:ilvl="7" w:tentative="1">
+        <w:rFonts w:ascii="Wingdings" w:hAnsi="Wingdings" w:cs="Wingdings" w:hint="default"/>
+      </w:rPr>
+    </w:lvl>
+    <w:lvl w:ilvl="7">
       <w:start w:val="1"/>
       <w:numFmt w:val="bullet"/>
       <w:lvlText w:val=""/>
@@ -1487,11 +1588,10 @@
         <w:ind w:left="5760" w:hanging="360"/>
       </w:pPr>
       <w:rPr>
-        <w:rFonts w:ascii="Wingdings" w:hAnsi="Wingdings" w:hint="default"/>
-        <w:sz w:val="20"/>
-      </w:rPr>
-    </w:lvl>
-    <w:lvl w:ilvl="8" w:tentative="1">
+        <w:rFonts w:ascii="Wingdings" w:hAnsi="Wingdings" w:cs="Wingdings" w:hint="default"/>
+      </w:rPr>
+    </w:lvl>
+    <w:lvl w:ilvl="8">
       <w:start w:val="1"/>
       <w:numFmt w:val="bullet"/>
       <w:lvlText w:val=""/>
@@ -1503,15 +1603,11 @@
         <w:ind w:left="6480" w:hanging="360"/>
       </w:pPr>
       <w:rPr>
-        <w:rFonts w:ascii="Wingdings" w:hAnsi="Wingdings" w:hint="default"/>
-        <w:sz w:val="20"/>
+        <w:rFonts w:ascii="Wingdings" w:hAnsi="Wingdings" w:cs="Wingdings" w:hint="default"/>
       </w:rPr>
     </w:lvl>
   </w:abstractNum>
-  <w:abstractNum w:abstractNumId="6" w15:restartNumberingAfterBreak="0">
-    <w:nsid w:val="3C677157"/>
-    <w:multiLevelType w:val="multilevel"/>
-    <w:tmpl w:val="3B26B0A6"/>
+  <w:abstractNum w:abstractNumId="7">
     <w:lvl w:ilvl="0">
       <w:start w:val="1"/>
       <w:numFmt w:val="bullet"/>
@@ -1524,8 +1620,7 @@
         <w:ind w:left="720" w:hanging="360"/>
       </w:pPr>
       <w:rPr>
-        <w:rFonts w:ascii="Symbol" w:hAnsi="Symbol" w:hint="default"/>
-        <w:sz w:val="20"/>
+        <w:rFonts w:ascii="Symbol" w:hAnsi="Symbol" w:cs="Symbol" w:hint="default"/>
       </w:rPr>
     </w:lvl>
     <w:lvl w:ilvl="1">
@@ -1540,11 +1635,10 @@
         <w:ind w:left="1440" w:hanging="360"/>
       </w:pPr>
       <w:rPr>
-        <w:rFonts w:ascii="Courier New" w:hAnsi="Courier New" w:hint="default"/>
-        <w:sz w:val="20"/>
-      </w:rPr>
-    </w:lvl>
-    <w:lvl w:ilvl="2" w:tentative="1">
+        <w:rFonts w:ascii="Courier New" w:hAnsi="Courier New" w:cs="Courier New" w:hint="default"/>
+      </w:rPr>
+    </w:lvl>
+    <w:lvl w:ilvl="2">
       <w:start w:val="1"/>
       <w:numFmt w:val="bullet"/>
       <w:lvlText w:val=""/>
@@ -1556,11 +1650,10 @@
         <w:ind w:left="2160" w:hanging="360"/>
       </w:pPr>
       <w:rPr>
-        <w:rFonts w:ascii="Wingdings" w:hAnsi="Wingdings" w:hint="default"/>
-        <w:sz w:val="20"/>
-      </w:rPr>
-    </w:lvl>
-    <w:lvl w:ilvl="3" w:tentative="1">
+        <w:rFonts w:ascii="Wingdings" w:hAnsi="Wingdings" w:cs="Wingdings" w:hint="default"/>
+      </w:rPr>
+    </w:lvl>
+    <w:lvl w:ilvl="3">
       <w:start w:val="1"/>
       <w:numFmt w:val="bullet"/>
       <w:lvlText w:val=""/>
@@ -1572,11 +1665,10 @@
         <w:ind w:left="2880" w:hanging="360"/>
       </w:pPr>
       <w:rPr>
-        <w:rFonts w:ascii="Wingdings" w:hAnsi="Wingdings" w:hint="default"/>
-        <w:sz w:val="20"/>
-      </w:rPr>
-    </w:lvl>
-    <w:lvl w:ilvl="4" w:tentative="1">
+        <w:rFonts w:ascii="Wingdings" w:hAnsi="Wingdings" w:cs="Wingdings" w:hint="default"/>
+      </w:rPr>
+    </w:lvl>
+    <w:lvl w:ilvl="4">
       <w:start w:val="1"/>
       <w:numFmt w:val="bullet"/>
       <w:lvlText w:val=""/>
@@ -1588,11 +1680,10 @@
         <w:ind w:left="3600" w:hanging="360"/>
       </w:pPr>
       <w:rPr>
-        <w:rFonts w:ascii="Wingdings" w:hAnsi="Wingdings" w:hint="default"/>
-        <w:sz w:val="20"/>
-      </w:rPr>
-    </w:lvl>
-    <w:lvl w:ilvl="5" w:tentative="1">
+        <w:rFonts w:ascii="Wingdings" w:hAnsi="Wingdings" w:cs="Wingdings" w:hint="default"/>
+      </w:rPr>
+    </w:lvl>
+    <w:lvl w:ilvl="5">
       <w:start w:val="1"/>
       <w:numFmt w:val="bullet"/>
       <w:lvlText w:val=""/>
@@ -1604,11 +1695,10 @@
         <w:ind w:left="4320" w:hanging="360"/>
       </w:pPr>
       <w:rPr>
-        <w:rFonts w:ascii="Wingdings" w:hAnsi="Wingdings" w:hint="default"/>
-        <w:sz w:val="20"/>
-      </w:rPr>
-    </w:lvl>
-    <w:lvl w:ilvl="6" w:tentative="1">
+        <w:rFonts w:ascii="Wingdings" w:hAnsi="Wingdings" w:cs="Wingdings" w:hint="default"/>
+      </w:rPr>
+    </w:lvl>
+    <w:lvl w:ilvl="6">
       <w:start w:val="1"/>
       <w:numFmt w:val="bullet"/>
       <w:lvlText w:val=""/>
@@ -1620,11 +1710,10 @@
         <w:ind w:left="5040" w:hanging="360"/>
       </w:pPr>
       <w:rPr>
-        <w:rFonts w:ascii="Wingdings" w:hAnsi="Wingdings" w:hint="default"/>
-        <w:sz w:val="20"/>
-      </w:rPr>
-    </w:lvl>
-    <w:lvl w:ilvl="7" w:tentative="1">
+        <w:rFonts w:ascii="Wingdings" w:hAnsi="Wingdings" w:cs="Wingdings" w:hint="default"/>
+      </w:rPr>
+    </w:lvl>
+    <w:lvl w:ilvl="7">
       <w:start w:val="1"/>
       <w:numFmt w:val="bullet"/>
       <w:lvlText w:val=""/>
@@ -1636,11 +1725,10 @@
         <w:ind w:left="5760" w:hanging="360"/>
       </w:pPr>
       <w:rPr>
-        <w:rFonts w:ascii="Wingdings" w:hAnsi="Wingdings" w:hint="default"/>
-        <w:sz w:val="20"/>
-      </w:rPr>
-    </w:lvl>
-    <w:lvl w:ilvl="8" w:tentative="1">
+        <w:rFonts w:ascii="Wingdings" w:hAnsi="Wingdings" w:cs="Wingdings" w:hint="default"/>
+      </w:rPr>
+    </w:lvl>
+    <w:lvl w:ilvl="8">
       <w:start w:val="1"/>
       <w:numFmt w:val="bullet"/>
       <w:lvlText w:val=""/>
@@ -1652,15 +1740,11 @@
         <w:ind w:left="6480" w:hanging="360"/>
       </w:pPr>
       <w:rPr>
-        <w:rFonts w:ascii="Wingdings" w:hAnsi="Wingdings" w:hint="default"/>
-        <w:sz w:val="20"/>
+        <w:rFonts w:ascii="Wingdings" w:hAnsi="Wingdings" w:cs="Wingdings" w:hint="default"/>
       </w:rPr>
     </w:lvl>
   </w:abstractNum>
-  <w:abstractNum w:abstractNumId="7" w15:restartNumberingAfterBreak="0">
-    <w:nsid w:val="5F8A0C7F"/>
-    <w:multiLevelType w:val="multilevel"/>
-    <w:tmpl w:val="3B26B0A6"/>
+  <w:abstractNum w:abstractNumId="8">
     <w:lvl w:ilvl="0">
       <w:start w:val="1"/>
       <w:numFmt w:val="bullet"/>
@@ -1673,11 +1757,10 @@
         <w:ind w:left="720" w:hanging="360"/>
       </w:pPr>
       <w:rPr>
-        <w:rFonts w:ascii="Symbol" w:hAnsi="Symbol" w:hint="default"/>
-        <w:sz w:val="20"/>
-      </w:rPr>
-    </w:lvl>
-    <w:lvl w:ilvl="1" w:tentative="1">
+        <w:rFonts w:ascii="Symbol" w:hAnsi="Symbol" w:cs="Symbol" w:hint="default"/>
+      </w:rPr>
+    </w:lvl>
+    <w:lvl w:ilvl="1">
       <w:start w:val="1"/>
       <w:numFmt w:val="bullet"/>
       <w:lvlText w:val="o"/>
@@ -1689,11 +1772,10 @@
         <w:ind w:left="1440" w:hanging="360"/>
       </w:pPr>
       <w:rPr>
-        <w:rFonts w:ascii="Courier New" w:hAnsi="Courier New" w:hint="default"/>
-        <w:sz w:val="20"/>
-      </w:rPr>
-    </w:lvl>
-    <w:lvl w:ilvl="2" w:tentative="1">
+        <w:rFonts w:ascii="Courier New" w:hAnsi="Courier New" w:cs="Courier New" w:hint="default"/>
+      </w:rPr>
+    </w:lvl>
+    <w:lvl w:ilvl="2">
       <w:start w:val="1"/>
       <w:numFmt w:val="bullet"/>
       <w:lvlText w:val=""/>
@@ -1705,11 +1787,10 @@
         <w:ind w:left="2160" w:hanging="360"/>
       </w:pPr>
       <w:rPr>
-        <w:rFonts w:ascii="Wingdings" w:hAnsi="Wingdings" w:hint="default"/>
-        <w:sz w:val="20"/>
-      </w:rPr>
-    </w:lvl>
-    <w:lvl w:ilvl="3" w:tentative="1">
+        <w:rFonts w:ascii="Wingdings" w:hAnsi="Wingdings" w:cs="Wingdings" w:hint="default"/>
+      </w:rPr>
+    </w:lvl>
+    <w:lvl w:ilvl="3">
       <w:start w:val="1"/>
       <w:numFmt w:val="bullet"/>
       <w:lvlText w:val=""/>
@@ -1721,11 +1802,10 @@
         <w:ind w:left="2880" w:hanging="360"/>
       </w:pPr>
       <w:rPr>
-        <w:rFonts w:ascii="Wingdings" w:hAnsi="Wingdings" w:hint="default"/>
-        <w:sz w:val="20"/>
-      </w:rPr>
-    </w:lvl>
-    <w:lvl w:ilvl="4" w:tentative="1">
+        <w:rFonts w:ascii="Wingdings" w:hAnsi="Wingdings" w:cs="Wingdings" w:hint="default"/>
+      </w:rPr>
+    </w:lvl>
+    <w:lvl w:ilvl="4">
       <w:start w:val="1"/>
       <w:numFmt w:val="bullet"/>
       <w:lvlText w:val=""/>
@@ -1737,11 +1817,10 @@
         <w:ind w:left="3600" w:hanging="360"/>
       </w:pPr>
       <w:rPr>
-        <w:rFonts w:ascii="Wingdings" w:hAnsi="Wingdings" w:hint="default"/>
-        <w:sz w:val="20"/>
-      </w:rPr>
-    </w:lvl>
-    <w:lvl w:ilvl="5" w:tentative="1">
+        <w:rFonts w:ascii="Wingdings" w:hAnsi="Wingdings" w:cs="Wingdings" w:hint="default"/>
+      </w:rPr>
+    </w:lvl>
+    <w:lvl w:ilvl="5">
       <w:start w:val="1"/>
       <w:numFmt w:val="bullet"/>
       <w:lvlText w:val=""/>
@@ -1753,11 +1832,10 @@
         <w:ind w:left="4320" w:hanging="360"/>
       </w:pPr>
       <w:rPr>
-        <w:rFonts w:ascii="Wingdings" w:hAnsi="Wingdings" w:hint="default"/>
-        <w:sz w:val="20"/>
-      </w:rPr>
-    </w:lvl>
-    <w:lvl w:ilvl="6" w:tentative="1">
+        <w:rFonts w:ascii="Wingdings" w:hAnsi="Wingdings" w:cs="Wingdings" w:hint="default"/>
+      </w:rPr>
+    </w:lvl>
+    <w:lvl w:ilvl="6">
       <w:start w:val="1"/>
       <w:numFmt w:val="bullet"/>
       <w:lvlText w:val=""/>
@@ -1769,11 +1847,10 @@
         <w:ind w:left="5040" w:hanging="360"/>
       </w:pPr>
       <w:rPr>
-        <w:rFonts w:ascii="Wingdings" w:hAnsi="Wingdings" w:hint="default"/>
-        <w:sz w:val="20"/>
-      </w:rPr>
-    </w:lvl>
-    <w:lvl w:ilvl="7" w:tentative="1">
+        <w:rFonts w:ascii="Wingdings" w:hAnsi="Wingdings" w:cs="Wingdings" w:hint="default"/>
+      </w:rPr>
+    </w:lvl>
+    <w:lvl w:ilvl="7">
       <w:start w:val="1"/>
       <w:numFmt w:val="bullet"/>
       <w:lvlText w:val=""/>
@@ -1785,11 +1862,10 @@
         <w:ind w:left="5760" w:hanging="360"/>
       </w:pPr>
       <w:rPr>
-        <w:rFonts w:ascii="Wingdings" w:hAnsi="Wingdings" w:hint="default"/>
-        <w:sz w:val="20"/>
-      </w:rPr>
-    </w:lvl>
-    <w:lvl w:ilvl="8" w:tentative="1">
+        <w:rFonts w:ascii="Wingdings" w:hAnsi="Wingdings" w:cs="Wingdings" w:hint="default"/>
+      </w:rPr>
+    </w:lvl>
+    <w:lvl w:ilvl="8">
       <w:start w:val="1"/>
       <w:numFmt w:val="bullet"/>
       <w:lvlText w:val=""/>
@@ -1801,44 +1877,165 @@
         <w:ind w:left="6480" w:hanging="360"/>
       </w:pPr>
       <w:rPr>
-        <w:rFonts w:ascii="Wingdings" w:hAnsi="Wingdings" w:hint="default"/>
-        <w:sz w:val="20"/>
+        <w:rFonts w:ascii="Wingdings" w:hAnsi="Wingdings" w:cs="Wingdings" w:hint="default"/>
       </w:rPr>
     </w:lvl>
   </w:abstractNum>
-  <w:num w:numId="1" w16cid:durableId="104689966">
+  <w:abstractNum w:abstractNumId="9">
+    <w:lvl w:ilvl="0">
+      <w:start w:val="1"/>
+      <w:numFmt w:val="none"/>
+      <w:suff w:val="nothing"/>
+      <w:lvlText w:val=""/>
+      <w:lvlJc w:val="left"/>
+      <w:pPr>
+        <w:tabs>
+          <w:tab w:val="num" w:pos="0"/>
+        </w:tabs>
+        <w:ind w:left="0" w:hanging="0"/>
+      </w:pPr>
+    </w:lvl>
+    <w:lvl w:ilvl="1">
+      <w:start w:val="1"/>
+      <w:numFmt w:val="none"/>
+      <w:suff w:val="nothing"/>
+      <w:lvlText w:val=""/>
+      <w:lvlJc w:val="left"/>
+      <w:pPr>
+        <w:tabs>
+          <w:tab w:val="num" w:pos="0"/>
+        </w:tabs>
+        <w:ind w:left="0" w:hanging="0"/>
+      </w:pPr>
+    </w:lvl>
+    <w:lvl w:ilvl="2">
+      <w:start w:val="1"/>
+      <w:numFmt w:val="none"/>
+      <w:suff w:val="nothing"/>
+      <w:lvlText w:val=""/>
+      <w:lvlJc w:val="left"/>
+      <w:pPr>
+        <w:tabs>
+          <w:tab w:val="num" w:pos="0"/>
+        </w:tabs>
+        <w:ind w:left="0" w:hanging="0"/>
+      </w:pPr>
+    </w:lvl>
+    <w:lvl w:ilvl="3">
+      <w:start w:val="1"/>
+      <w:numFmt w:val="none"/>
+      <w:suff w:val="nothing"/>
+      <w:lvlText w:val=""/>
+      <w:lvlJc w:val="left"/>
+      <w:pPr>
+        <w:tabs>
+          <w:tab w:val="num" w:pos="0"/>
+        </w:tabs>
+        <w:ind w:left="0" w:hanging="0"/>
+      </w:pPr>
+    </w:lvl>
+    <w:lvl w:ilvl="4">
+      <w:start w:val="1"/>
+      <w:numFmt w:val="none"/>
+      <w:suff w:val="nothing"/>
+      <w:lvlText w:val=""/>
+      <w:lvlJc w:val="left"/>
+      <w:pPr>
+        <w:tabs>
+          <w:tab w:val="num" w:pos="0"/>
+        </w:tabs>
+        <w:ind w:left="0" w:hanging="0"/>
+      </w:pPr>
+    </w:lvl>
+    <w:lvl w:ilvl="5">
+      <w:start w:val="1"/>
+      <w:numFmt w:val="none"/>
+      <w:suff w:val="nothing"/>
+      <w:lvlText w:val=""/>
+      <w:lvlJc w:val="left"/>
+      <w:pPr>
+        <w:tabs>
+          <w:tab w:val="num" w:pos="0"/>
+        </w:tabs>
+        <w:ind w:left="0" w:hanging="0"/>
+      </w:pPr>
+    </w:lvl>
+    <w:lvl w:ilvl="6">
+      <w:start w:val="1"/>
+      <w:numFmt w:val="none"/>
+      <w:suff w:val="nothing"/>
+      <w:lvlText w:val=""/>
+      <w:lvlJc w:val="left"/>
+      <w:pPr>
+        <w:tabs>
+          <w:tab w:val="num" w:pos="0"/>
+        </w:tabs>
+        <w:ind w:left="0" w:hanging="0"/>
+      </w:pPr>
+    </w:lvl>
+    <w:lvl w:ilvl="7">
+      <w:start w:val="1"/>
+      <w:numFmt w:val="none"/>
+      <w:suff w:val="nothing"/>
+      <w:lvlText w:val=""/>
+      <w:lvlJc w:val="left"/>
+      <w:pPr>
+        <w:tabs>
+          <w:tab w:val="num" w:pos="0"/>
+        </w:tabs>
+        <w:ind w:left="0" w:hanging="0"/>
+      </w:pPr>
+    </w:lvl>
+    <w:lvl w:ilvl="8">
+      <w:start w:val="1"/>
+      <w:numFmt w:val="none"/>
+      <w:suff w:val="nothing"/>
+      <w:lvlText w:val=""/>
+      <w:lvlJc w:val="left"/>
+      <w:pPr>
+        <w:tabs>
+          <w:tab w:val="num" w:pos="0"/>
+        </w:tabs>
+        <w:ind w:left="0" w:hanging="0"/>
+      </w:pPr>
+    </w:lvl>
+  </w:abstractNum>
+  <w:num w:numId="1">
+    <w:abstractNumId w:val="1"/>
+  </w:num>
+  <w:num w:numId="2">
     <w:abstractNumId w:val="2"/>
   </w:num>
-  <w:num w:numId="2" w16cid:durableId="110518179">
-    <w:abstractNumId w:val="0"/>
+  <w:num w:numId="3">
+    <w:abstractNumId w:val="3"/>
   </w:num>
-  <w:num w:numId="3" w16cid:durableId="852064516">
+  <w:num w:numId="4">
+    <w:abstractNumId w:val="4"/>
+  </w:num>
+  <w:num w:numId="5">
+    <w:abstractNumId w:val="5"/>
+  </w:num>
+  <w:num w:numId="6">
     <w:abstractNumId w:val="6"/>
   </w:num>
-  <w:num w:numId="4" w16cid:durableId="1625963072">
+  <w:num w:numId="7">
     <w:abstractNumId w:val="7"/>
   </w:num>
-  <w:num w:numId="5" w16cid:durableId="1304233102">
-    <w:abstractNumId w:val="4"/>
+  <w:num w:numId="8">
+    <w:abstractNumId w:val="8"/>
   </w:num>
-  <w:num w:numId="6" w16cid:durableId="1201091432">
-    <w:abstractNumId w:val="1"/>
-  </w:num>
-  <w:num w:numId="7" w16cid:durableId="1937205472">
-    <w:abstractNumId w:val="3"/>
-  </w:num>
-  <w:num w:numId="8" w16cid:durableId="813640176">
-    <w:abstractNumId w:val="5"/>
+  <w:num w:numId="9">
+    <w:abstractNumId w:val="9"/>
   </w:num>
 </w:numbering>
 </file>
 
 <file path=word/styles.xml><?xml version="1.0" encoding="utf-8"?>
-<w:styles xmlns:mc="http://schemas.openxmlformats.org/markup-compatibility/2006" xmlns:r="http://schemas.openxmlformats.org/officeDocument/2006/relationships" xmlns:w="http://schemas.openxmlformats.org/wordprocessingml/2006/main" xmlns:w14="http://schemas.microsoft.com/office/word/2010/wordml" xmlns:w15="http://schemas.microsoft.com/office/word/2012/wordml" xmlns:w16cex="http://schemas.microsoft.com/office/word/2018/wordml/cex" xmlns:w16cid="http://schemas.microsoft.com/office/word/2016/wordml/cid" xmlns:w16="http://schemas.microsoft.com/office/word/2018/wordml" xmlns:w16du="http://schemas.microsoft.com/office/word/2023/wordml/word16du" xmlns:w16sdtdh="http://schemas.microsoft.com/office/word/2020/wordml/sdtdatahash" xmlns:w16sdtfl="http://schemas.microsoft.com/office/word/2024/wordml/sdtformatlock" xmlns:w16se="http://schemas.microsoft.com/office/word/2015/wordml/symex" mc:Ignorable="w14 w15 w16se w16cid w16 w16cex w16sdtdh w16sdtfl w16du">
+<w:styles xmlns:w="http://schemas.openxmlformats.org/wordprocessingml/2006/main" xmlns:w14="http://schemas.microsoft.com/office/word/2010/wordml" xmlns:mc="http://schemas.openxmlformats.org/markup-compatibility/2006" mc:Ignorable="w14">
   <w:docDefaults>
     <w:rPrDefault>
       <w:rPr>
-        <w:rFonts w:asciiTheme="minorHAnsi" w:eastAsiaTheme="minorHAnsi" w:hAnsiTheme="minorHAnsi" w:cstheme="minorBidi"/>
+        <w:rFonts w:ascii="Aptos" w:hAnsi="Aptos" w:eastAsia="Aptos" w:cs="" w:asciiTheme="minorHAnsi" w:cstheme="minorBidi" w:eastAsiaTheme="minorHAnsi" w:hAnsiTheme="minorHAnsi"/>
         <w:kern w:val="2"/>
         <w:sz w:val="22"/>
         <w:szCs w:val="22"/>
@@ -1848,21 +2045,21 @@
     </w:rPrDefault>
     <w:pPrDefault>
       <w:pPr>
-        <w:spacing w:after="160" w:line="259" w:lineRule="auto"/>
+        <w:suppressAutoHyphens w:val="true"/>
       </w:pPr>
     </w:pPrDefault>
   </w:docDefaults>
   <w:latentStyles w:defLockedState="0" w:defUIPriority="99" w:defSemiHidden="0" w:defUnhideWhenUsed="0" w:defQFormat="0" w:count="376">
     <w:lsdException w:name="Normal" w:uiPriority="0" w:qFormat="1"/>
     <w:lsdException w:name="heading 1" w:uiPriority="9" w:qFormat="1"/>
-    <w:lsdException w:name="heading 2" w:semiHidden="1" w:uiPriority="9" w:unhideWhenUsed="1" w:qFormat="1"/>
-    <w:lsdException w:name="heading 3" w:semiHidden="1" w:uiPriority="9" w:unhideWhenUsed="1" w:qFormat="1"/>
-    <w:lsdException w:name="heading 4" w:semiHidden="1" w:uiPriority="9" w:unhideWhenUsed="1" w:qFormat="1"/>
-    <w:lsdException w:name="heading 5" w:semiHidden="1" w:uiPriority="9" w:unhideWhenUsed="1" w:qFormat="1"/>
-    <w:lsdException w:name="heading 6" w:semiHidden="1" w:uiPriority="9" w:unhideWhenUsed="1" w:qFormat="1"/>
-    <w:lsdException w:name="heading 7" w:semiHidden="1" w:uiPriority="9" w:unhideWhenUsed="1" w:qFormat="1"/>
-    <w:lsdException w:name="heading 8" w:semiHidden="1" w:uiPriority="9" w:unhideWhenUsed="1" w:qFormat="1"/>
-    <w:lsdException w:name="heading 9" w:semiHidden="1" w:uiPriority="9" w:unhideWhenUsed="1" w:qFormat="1"/>
+    <w:lsdException w:name="heading 2" w:uiPriority="9" w:semiHidden="1" w:unhideWhenUsed="1" w:qFormat="1"/>
+    <w:lsdException w:name="heading 3" w:uiPriority="9" w:semiHidden="1" w:unhideWhenUsed="1" w:qFormat="1"/>
+    <w:lsdException w:name="heading 4" w:uiPriority="9" w:semiHidden="1" w:unhideWhenUsed="1" w:qFormat="1"/>
+    <w:lsdException w:name="heading 5" w:uiPriority="9" w:semiHidden="1" w:unhideWhenUsed="1" w:qFormat="1"/>
+    <w:lsdException w:name="heading 6" w:uiPriority="9" w:semiHidden="1" w:unhideWhenUsed="1" w:qFormat="1"/>
+    <w:lsdException w:name="heading 7" w:uiPriority="9" w:semiHidden="1" w:unhideWhenUsed="1" w:qFormat="1"/>
+    <w:lsdException w:name="heading 8" w:uiPriority="9" w:semiHidden="1" w:unhideWhenUsed="1" w:qFormat="1"/>
+    <w:lsdException w:name="heading 9" w:uiPriority="9" w:semiHidden="1" w:unhideWhenUsed="1" w:qFormat="1"/>
     <w:lsdException w:name="index 1" w:semiHidden="1" w:unhideWhenUsed="1"/>
     <w:lsdException w:name="index 2" w:semiHidden="1" w:unhideWhenUsed="1"/>
     <w:lsdException w:name="index 3" w:semiHidden="1" w:unhideWhenUsed="1"/>
@@ -1872,22 +2069,22 @@
     <w:lsdException w:name="index 7" w:semiHidden="1" w:unhideWhenUsed="1"/>
     <w:lsdException w:name="index 8" w:semiHidden="1" w:unhideWhenUsed="1"/>
     <w:lsdException w:name="index 9" w:semiHidden="1" w:unhideWhenUsed="1"/>
-    <w:lsdException w:name="toc 1" w:semiHidden="1" w:uiPriority="39" w:unhideWhenUsed="1"/>
-    <w:lsdException w:name="toc 2" w:semiHidden="1" w:uiPriority="39" w:unhideWhenUsed="1"/>
-    <w:lsdException w:name="toc 3" w:semiHidden="1" w:uiPriority="39" w:unhideWhenUsed="1"/>
-    <w:lsdException w:name="toc 4" w:semiHidden="1" w:uiPriority="39" w:unhideWhenUsed="1"/>
-    <w:lsdException w:name="toc 5" w:semiHidden="1" w:uiPriority="39" w:unhideWhenUsed="1"/>
-    <w:lsdException w:name="toc 6" w:semiHidden="1" w:uiPriority="39" w:unhideWhenUsed="1"/>
-    <w:lsdException w:name="toc 7" w:semiHidden="1" w:uiPriority="39" w:unhideWhenUsed="1"/>
-    <w:lsdException w:name="toc 8" w:semiHidden="1" w:uiPriority="39" w:unhideWhenUsed="1"/>
-    <w:lsdException w:name="toc 9" w:semiHidden="1" w:uiPriority="39" w:unhideWhenUsed="1"/>
+    <w:lsdException w:name="toc 1" w:uiPriority="39" w:semiHidden="1" w:unhideWhenUsed="1"/>
+    <w:lsdException w:name="toc 2" w:uiPriority="39" w:semiHidden="1" w:unhideWhenUsed="1"/>
+    <w:lsdException w:name="toc 3" w:uiPriority="39" w:semiHidden="1" w:unhideWhenUsed="1"/>
+    <w:lsdException w:name="toc 4" w:uiPriority="39" w:semiHidden="1" w:unhideWhenUsed="1"/>
+    <w:lsdException w:name="toc 5" w:uiPriority="39" w:semiHidden="1" w:unhideWhenUsed="1"/>
+    <w:lsdException w:name="toc 6" w:uiPriority="39" w:semiHidden="1" w:unhideWhenUsed="1"/>
+    <w:lsdException w:name="toc 7" w:uiPriority="39" w:semiHidden="1" w:unhideWhenUsed="1"/>
+    <w:lsdException w:name="toc 8" w:uiPriority="39" w:semiHidden="1" w:unhideWhenUsed="1"/>
+    <w:lsdException w:name="toc 9" w:uiPriority="39" w:semiHidden="1" w:unhideWhenUsed="1"/>
     <w:lsdException w:name="Normal Indent" w:semiHidden="1" w:unhideWhenUsed="1"/>
     <w:lsdException w:name="footnote text" w:semiHidden="1" w:unhideWhenUsed="1"/>
     <w:lsdException w:name="annotation text" w:semiHidden="1" w:unhideWhenUsed="1"/>
     <w:lsdException w:name="header" w:semiHidden="1" w:unhideWhenUsed="1"/>
     <w:lsdException w:name="footer" w:semiHidden="1" w:unhideWhenUsed="1"/>
     <w:lsdException w:name="index heading" w:semiHidden="1" w:unhideWhenUsed="1"/>
-    <w:lsdException w:name="caption" w:semiHidden="1" w:uiPriority="35" w:unhideWhenUsed="1" w:qFormat="1"/>
+    <w:lsdException w:name="caption" w:uiPriority="35" w:semiHidden="1" w:unhideWhenUsed="1" w:qFormat="1"/>
     <w:lsdException w:name="table of figures" w:semiHidden="1" w:unhideWhenUsed="1"/>
     <w:lsdException w:name="envelope address" w:semiHidden="1" w:unhideWhenUsed="1"/>
     <w:lsdException w:name="envelope return" w:semiHidden="1" w:unhideWhenUsed="1"/>
@@ -1918,7 +2115,7 @@
     <w:lsdException w:name="Title" w:uiPriority="10" w:qFormat="1"/>
     <w:lsdException w:name="Closing" w:semiHidden="1" w:unhideWhenUsed="1"/>
     <w:lsdException w:name="Signature" w:semiHidden="1" w:unhideWhenUsed="1"/>
-    <w:lsdException w:name="Default Paragraph Font" w:semiHidden="1" w:uiPriority="1" w:unhideWhenUsed="1"/>
+    <w:lsdException w:name="Default Paragraph Font" w:uiPriority="1" w:semiHidden="1" w:unhideWhenUsed="1"/>
     <w:lsdException w:name="Body Text" w:semiHidden="1" w:unhideWhenUsed="1"/>
     <w:lsdException w:name="Body Text Indent" w:semiHidden="1" w:unhideWhenUsed="1"/>
     <w:lsdException w:name="List Continue" w:semiHidden="1" w:unhideWhenUsed="1"/>
@@ -2118,8 +2315,8 @@
     <w:lsdException w:name="Subtle Reference" w:uiPriority="31" w:qFormat="1"/>
     <w:lsdException w:name="Intense Reference" w:uiPriority="32" w:qFormat="1"/>
     <w:lsdException w:name="Book Title" w:uiPriority="33" w:qFormat="1"/>
-    <w:lsdException w:name="Bibliography" w:semiHidden="1" w:uiPriority="37" w:unhideWhenUsed="1"/>
-    <w:lsdException w:name="TOC Heading" w:semiHidden="1" w:uiPriority="39" w:unhideWhenUsed="1" w:qFormat="1"/>
+    <w:lsdException w:name="Bibliography" w:uiPriority="37" w:semiHidden="1" w:unhideWhenUsed="1"/>
+    <w:lsdException w:name="TOC Heading" w:uiPriority="39" w:semiHidden="1" w:unhideWhenUsed="1" w:qFormat="1"/>
     <w:lsdException w:name="Plain Table 1" w:uiPriority="41"/>
     <w:lsdException w:name="Plain Table 2" w:uiPriority="42"/>
     <w:lsdException w:name="Plain Table 3" w:uiPriority="43"/>
@@ -2230,42 +2427,49 @@
     <w:lsdException w:name="Unresolved Mention" w:semiHidden="1" w:unhideWhenUsed="1"/>
     <w:lsdException w:name="Smart Link" w:semiHidden="1" w:unhideWhenUsed="1"/>
   </w:latentStyles>
-  <w:style w:type="paragraph" w:default="1" w:styleId="Normal">
+  <w:style w:type="paragraph" w:styleId="Normal" w:default="1">
     <w:name w:val="Normal"/>
     <w:qFormat/>
-    <w:rsid w:val="00907A5B"/>
+    <w:rsid w:val="00907a5b"/>
     <w:pPr>
+      <w:widowControl/>
+      <w:bidi w:val="0"/>
+      <w:spacing w:lineRule="auto" w:line="259" w:before="0" w:after="160"/>
       <w:jc w:val="both"/>
     </w:pPr>
     <w:rPr>
-      <w:rFonts w:ascii="Poppins" w:hAnsi="Poppins"/>
+      <w:rFonts w:ascii="Poppins" w:hAnsi="Poppins" w:eastAsia="Aptos" w:cs=""/>
+      <w:color w:val="auto"/>
       <w:kern w:val="0"/>
+      <w:sz w:val="22"/>
+      <w:szCs w:val="22"/>
+      <w:lang w:val="es-ES" w:eastAsia="en-US" w:bidi="ar-SA"/>
       <w14:ligatures w14:val="none"/>
     </w:rPr>
   </w:style>
   <w:style w:type="paragraph" w:styleId="Ttulo1">
-    <w:name w:val="heading 1"/>
+    <w:name w:val="Heading 1"/>
     <w:basedOn w:val="Normal"/>
     <w:next w:val="Normal"/>
     <w:link w:val="Ttulo1Car"/>
     <w:uiPriority w:val="9"/>
     <w:qFormat/>
-    <w:rsid w:val="00907A5B"/>
+    <w:rsid w:val="00907a5b"/>
     <w:pPr>
-      <w:keepNext/>
+      <w:keepNext w:val="true"/>
       <w:keepLines/>
       <w:spacing w:before="360" w:after="80"/>
       <w:outlineLvl w:val="0"/>
     </w:pPr>
     <w:rPr>
-      <w:rFonts w:asciiTheme="majorHAnsi" w:eastAsiaTheme="majorEastAsia" w:hAnsiTheme="majorHAnsi" w:cstheme="majorBidi"/>
-      <w:color w:val="2E74B5" w:themeColor="accent1" w:themeShade="BF"/>
+      <w:rFonts w:ascii="Aptos Display" w:hAnsi="Aptos Display" w:eastAsia="" w:cs="" w:asciiTheme="majorHAnsi" w:cstheme="majorBidi" w:eastAsiaTheme="majorEastAsia" w:hAnsiTheme="majorHAnsi"/>
+      <w:color w:val="2E74B5" w:themeColor="accent1" w:themeShade="bf"/>
       <w:sz w:val="40"/>
       <w:szCs w:val="40"/>
     </w:rPr>
   </w:style>
   <w:style w:type="paragraph" w:styleId="Ttulo2">
-    <w:name w:val="heading 2"/>
+    <w:name w:val="Heading 2"/>
     <w:basedOn w:val="Normal"/>
     <w:next w:val="Normal"/>
     <w:link w:val="Ttulo2Car"/>
@@ -2273,22 +2477,22 @@
     <w:semiHidden/>
     <w:unhideWhenUsed/>
     <w:qFormat/>
-    <w:rsid w:val="00907A5B"/>
+    <w:rsid w:val="00907a5b"/>
     <w:pPr>
-      <w:keepNext/>
+      <w:keepNext w:val="true"/>
       <w:keepLines/>
       <w:spacing w:before="160" w:after="80"/>
       <w:outlineLvl w:val="1"/>
     </w:pPr>
     <w:rPr>
-      <w:rFonts w:asciiTheme="majorHAnsi" w:eastAsiaTheme="majorEastAsia" w:hAnsiTheme="majorHAnsi" w:cstheme="majorBidi"/>
-      <w:color w:val="2E74B5" w:themeColor="accent1" w:themeShade="BF"/>
+      <w:rFonts w:ascii="Aptos Display" w:hAnsi="Aptos Display" w:eastAsia="" w:cs="" w:asciiTheme="majorHAnsi" w:cstheme="majorBidi" w:eastAsiaTheme="majorEastAsia" w:hAnsiTheme="majorHAnsi"/>
+      <w:color w:val="2E74B5" w:themeColor="accent1" w:themeShade="bf"/>
       <w:sz w:val="32"/>
       <w:szCs w:val="32"/>
     </w:rPr>
   </w:style>
   <w:style w:type="paragraph" w:styleId="Ttulo3">
-    <w:name w:val="heading 3"/>
+    <w:name w:val="Heading 3"/>
     <w:basedOn w:val="Normal"/>
     <w:next w:val="Normal"/>
     <w:link w:val="Ttulo3Car"/>
@@ -2296,22 +2500,22 @@
     <w:semiHidden/>
     <w:unhideWhenUsed/>
     <w:qFormat/>
-    <w:rsid w:val="00907A5B"/>
+    <w:rsid w:val="00907a5b"/>
     <w:pPr>
-      <w:keepNext/>
+      <w:keepNext w:val="true"/>
       <w:keepLines/>
       <w:spacing w:before="160" w:after="80"/>
       <w:outlineLvl w:val="2"/>
     </w:pPr>
     <w:rPr>
-      <w:rFonts w:eastAsiaTheme="majorEastAsia" w:cstheme="majorBidi"/>
-      <w:color w:val="2E74B5" w:themeColor="accent1" w:themeShade="BF"/>
+      <w:rFonts w:eastAsia="" w:cs="" w:cstheme="majorBidi" w:eastAsiaTheme="majorEastAsia"/>
+      <w:color w:val="2E74B5" w:themeColor="accent1" w:themeShade="bf"/>
       <w:sz w:val="28"/>
       <w:szCs w:val="28"/>
     </w:rPr>
   </w:style>
   <w:style w:type="paragraph" w:styleId="Ttulo4">
-    <w:name w:val="heading 4"/>
+    <w:name w:val="Heading 4"/>
     <w:basedOn w:val="Normal"/>
     <w:next w:val="Normal"/>
     <w:link w:val="Ttulo4Car"/>
@@ -2319,22 +2523,22 @@
     <w:semiHidden/>
     <w:unhideWhenUsed/>
     <w:qFormat/>
-    <w:rsid w:val="00907A5B"/>
+    <w:rsid w:val="00907a5b"/>
     <w:pPr>
-      <w:keepNext/>
+      <w:keepNext w:val="true"/>
       <w:keepLines/>
       <w:spacing w:before="80" w:after="40"/>
       <w:outlineLvl w:val="3"/>
     </w:pPr>
     <w:rPr>
-      <w:rFonts w:eastAsiaTheme="majorEastAsia" w:cstheme="majorBidi"/>
+      <w:rFonts w:eastAsia="" w:cs="" w:cstheme="majorBidi" w:eastAsiaTheme="majorEastAsia"/>
       <w:i/>
       <w:iCs/>
-      <w:color w:val="2E74B5" w:themeColor="accent1" w:themeShade="BF"/>
+      <w:color w:val="2E74B5" w:themeColor="accent1" w:themeShade="bf"/>
     </w:rPr>
   </w:style>
   <w:style w:type="paragraph" w:styleId="Ttulo5">
-    <w:name w:val="heading 5"/>
+    <w:name w:val="Heading 5"/>
     <w:basedOn w:val="Normal"/>
     <w:next w:val="Normal"/>
     <w:link w:val="Ttulo5Car"/>
@@ -2342,20 +2546,20 @@
     <w:semiHidden/>
     <w:unhideWhenUsed/>
     <w:qFormat/>
-    <w:rsid w:val="00907A5B"/>
+    <w:rsid w:val="00907a5b"/>
     <w:pPr>
-      <w:keepNext/>
+      <w:keepNext w:val="true"/>
       <w:keepLines/>
       <w:spacing w:before="80" w:after="40"/>
       <w:outlineLvl w:val="4"/>
     </w:pPr>
     <w:rPr>
-      <w:rFonts w:eastAsiaTheme="majorEastAsia" w:cstheme="majorBidi"/>
-      <w:color w:val="2E74B5" w:themeColor="accent1" w:themeShade="BF"/>
+      <w:rFonts w:eastAsia="" w:cs="" w:cstheme="majorBidi" w:eastAsiaTheme="majorEastAsia"/>
+      <w:color w:val="2E74B5" w:themeColor="accent1" w:themeShade="bf"/>
     </w:rPr>
   </w:style>
   <w:style w:type="paragraph" w:styleId="Ttulo6">
-    <w:name w:val="heading 6"/>
+    <w:name w:val="Heading 6"/>
     <w:basedOn w:val="Normal"/>
     <w:next w:val="Normal"/>
     <w:link w:val="Ttulo6Car"/>
@@ -2363,22 +2567,22 @@
     <w:semiHidden/>
     <w:unhideWhenUsed/>
     <w:qFormat/>
-    <w:rsid w:val="00907A5B"/>
+    <w:rsid w:val="00907a5b"/>
     <w:pPr>
-      <w:keepNext/>
+      <w:keepNext w:val="true"/>
       <w:keepLines/>
       <w:spacing w:before="40" w:after="0"/>
       <w:outlineLvl w:val="5"/>
     </w:pPr>
     <w:rPr>
-      <w:rFonts w:eastAsiaTheme="majorEastAsia" w:cstheme="majorBidi"/>
+      <w:rFonts w:eastAsia="" w:cs="" w:cstheme="majorBidi" w:eastAsiaTheme="majorEastAsia"/>
       <w:i/>
       <w:iCs/>
-      <w:color w:val="595959" w:themeColor="text1" w:themeTint="A6"/>
+      <w:color w:val="595959" w:themeColor="text1" w:themeTint="a6"/>
     </w:rPr>
   </w:style>
   <w:style w:type="paragraph" w:styleId="Ttulo7">
-    <w:name w:val="heading 7"/>
+    <w:name w:val="Heading 7"/>
     <w:basedOn w:val="Normal"/>
     <w:next w:val="Normal"/>
     <w:link w:val="Ttulo7Car"/>
@@ -2386,20 +2590,20 @@
     <w:semiHidden/>
     <w:unhideWhenUsed/>
     <w:qFormat/>
-    <w:rsid w:val="00907A5B"/>
+    <w:rsid w:val="00907a5b"/>
     <w:pPr>
-      <w:keepNext/>
+      <w:keepNext w:val="true"/>
       <w:keepLines/>
       <w:spacing w:before="40" w:after="0"/>
       <w:outlineLvl w:val="6"/>
     </w:pPr>
     <w:rPr>
-      <w:rFonts w:eastAsiaTheme="majorEastAsia" w:cstheme="majorBidi"/>
-      <w:color w:val="595959" w:themeColor="text1" w:themeTint="A6"/>
+      <w:rFonts w:eastAsia="" w:cs="" w:cstheme="majorBidi" w:eastAsiaTheme="majorEastAsia"/>
+      <w:color w:val="595959" w:themeColor="text1" w:themeTint="a6"/>
     </w:rPr>
   </w:style>
   <w:style w:type="paragraph" w:styleId="Ttulo8">
-    <w:name w:val="heading 8"/>
+    <w:name w:val="Heading 8"/>
     <w:basedOn w:val="Normal"/>
     <w:next w:val="Normal"/>
     <w:link w:val="Ttulo8Car"/>
@@ -2407,22 +2611,22 @@
     <w:semiHidden/>
     <w:unhideWhenUsed/>
     <w:qFormat/>
-    <w:rsid w:val="00907A5B"/>
+    <w:rsid w:val="00907a5b"/>
     <w:pPr>
-      <w:keepNext/>
+      <w:keepNext w:val="true"/>
       <w:keepLines/>
-      <w:spacing w:after="0"/>
+      <w:spacing w:before="0" w:after="0"/>
       <w:outlineLvl w:val="7"/>
     </w:pPr>
     <w:rPr>
-      <w:rFonts w:eastAsiaTheme="majorEastAsia" w:cstheme="majorBidi"/>
+      <w:rFonts w:eastAsia="" w:cs="" w:cstheme="majorBidi" w:eastAsiaTheme="majorEastAsia"/>
       <w:i/>
       <w:iCs/>
-      <w:color w:val="272727" w:themeColor="text1" w:themeTint="D8"/>
+      <w:color w:val="272727" w:themeColor="text1" w:themeTint="d8"/>
     </w:rPr>
   </w:style>
   <w:style w:type="paragraph" w:styleId="Ttulo9">
-    <w:name w:val="heading 9"/>
+    <w:name w:val="Heading 9"/>
     <w:basedOn w:val="Normal"/>
     <w:next w:val="Normal"/>
     <w:link w:val="Ttulo9Car"/>
@@ -2430,23 +2634,396 @@
     <w:semiHidden/>
     <w:unhideWhenUsed/>
     <w:qFormat/>
-    <w:rsid w:val="00907A5B"/>
+    <w:rsid w:val="00907a5b"/>
     <w:pPr>
-      <w:keepNext/>
+      <w:keepNext w:val="true"/>
       <w:keepLines/>
-      <w:spacing w:after="0"/>
+      <w:spacing w:before="0" w:after="0"/>
       <w:outlineLvl w:val="8"/>
     </w:pPr>
     <w:rPr>
-      <w:rFonts w:eastAsiaTheme="majorEastAsia" w:cstheme="majorBidi"/>
-      <w:color w:val="272727" w:themeColor="text1" w:themeTint="D8"/>
+      <w:rFonts w:eastAsia="" w:cs="" w:cstheme="majorBidi" w:eastAsiaTheme="majorEastAsia"/>
+      <w:color w:val="272727" w:themeColor="text1" w:themeTint="d8"/>
     </w:rPr>
   </w:style>
-  <w:style w:type="character" w:default="1" w:styleId="Fuentedeprrafopredeter">
+  <w:style w:type="character" w:styleId="DefaultParagraphFont" w:default="1">
     <w:name w:val="Default Paragraph Font"/>
     <w:uiPriority w:val="1"/>
     <w:semiHidden/>
     <w:unhideWhenUsed/>
+    <w:qFormat/>
+    <w:rPr/>
+  </w:style>
+  <w:style w:type="character" w:styleId="Ttulo1Car" w:customStyle="1">
+    <w:name w:val="Título 1 Car"/>
+    <w:basedOn w:val="DefaultParagraphFont"/>
+    <w:link w:val="Ttulo1"/>
+    <w:uiPriority w:val="9"/>
+    <w:qFormat/>
+    <w:rsid w:val="00907a5b"/>
+    <w:rPr>
+      <w:rFonts w:ascii="Aptos Display" w:hAnsi="Aptos Display" w:eastAsia="" w:cs="" w:asciiTheme="majorHAnsi" w:cstheme="majorBidi" w:eastAsiaTheme="majorEastAsia" w:hAnsiTheme="majorHAnsi"/>
+      <w:color w:val="2E74B5" w:themeColor="accent1" w:themeShade="bf"/>
+      <w:sz w:val="40"/>
+      <w:szCs w:val="40"/>
+    </w:rPr>
+  </w:style>
+  <w:style w:type="character" w:styleId="Ttulo2Car" w:customStyle="1">
+    <w:name w:val="Título 2 Car"/>
+    <w:basedOn w:val="DefaultParagraphFont"/>
+    <w:link w:val="Ttulo2"/>
+    <w:uiPriority w:val="9"/>
+    <w:semiHidden/>
+    <w:qFormat/>
+    <w:rsid w:val="00907a5b"/>
+    <w:rPr>
+      <w:rFonts w:ascii="Aptos Display" w:hAnsi="Aptos Display" w:eastAsia="" w:cs="" w:asciiTheme="majorHAnsi" w:cstheme="majorBidi" w:eastAsiaTheme="majorEastAsia" w:hAnsiTheme="majorHAnsi"/>
+      <w:color w:val="2E74B5" w:themeColor="accent1" w:themeShade="bf"/>
+      <w:sz w:val="32"/>
+      <w:szCs w:val="32"/>
+    </w:rPr>
+  </w:style>
+  <w:style w:type="character" w:styleId="Ttulo3Car" w:customStyle="1">
+    <w:name w:val="Título 3 Car"/>
+    <w:basedOn w:val="DefaultParagraphFont"/>
+    <w:link w:val="Ttulo3"/>
+    <w:uiPriority w:val="9"/>
+    <w:semiHidden/>
+    <w:qFormat/>
+    <w:rsid w:val="00907a5b"/>
+    <w:rPr>
+      <w:rFonts w:eastAsia="" w:cs="" w:cstheme="majorBidi" w:eastAsiaTheme="majorEastAsia"/>
+      <w:color w:val="2E74B5" w:themeColor="accent1" w:themeShade="bf"/>
+      <w:sz w:val="28"/>
+      <w:szCs w:val="28"/>
+    </w:rPr>
+  </w:style>
+  <w:style w:type="character" w:styleId="Ttulo4Car" w:customStyle="1">
+    <w:name w:val="Título 4 Car"/>
+    <w:basedOn w:val="DefaultParagraphFont"/>
+    <w:link w:val="Ttulo4"/>
+    <w:uiPriority w:val="9"/>
+    <w:semiHidden/>
+    <w:qFormat/>
+    <w:rsid w:val="00907a5b"/>
+    <w:rPr>
+      <w:rFonts w:eastAsia="" w:cs="" w:cstheme="majorBidi" w:eastAsiaTheme="majorEastAsia"/>
+      <w:i/>
+      <w:iCs/>
+      <w:color w:val="2E74B5" w:themeColor="accent1" w:themeShade="bf"/>
+    </w:rPr>
+  </w:style>
+  <w:style w:type="character" w:styleId="Ttulo5Car" w:customStyle="1">
+    <w:name w:val="Título 5 Car"/>
+    <w:basedOn w:val="DefaultParagraphFont"/>
+    <w:link w:val="Ttulo5"/>
+    <w:uiPriority w:val="9"/>
+    <w:semiHidden/>
+    <w:qFormat/>
+    <w:rsid w:val="00907a5b"/>
+    <w:rPr>
+      <w:rFonts w:eastAsia="" w:cs="" w:cstheme="majorBidi" w:eastAsiaTheme="majorEastAsia"/>
+      <w:color w:val="2E74B5" w:themeColor="accent1" w:themeShade="bf"/>
+    </w:rPr>
+  </w:style>
+  <w:style w:type="character" w:styleId="Ttulo6Car" w:customStyle="1">
+    <w:name w:val="Título 6 Car"/>
+    <w:basedOn w:val="DefaultParagraphFont"/>
+    <w:link w:val="Ttulo6"/>
+    <w:uiPriority w:val="9"/>
+    <w:semiHidden/>
+    <w:qFormat/>
+    <w:rsid w:val="00907a5b"/>
+    <w:rPr>
+      <w:rFonts w:eastAsia="" w:cs="" w:cstheme="majorBidi" w:eastAsiaTheme="majorEastAsia"/>
+      <w:i/>
+      <w:iCs/>
+      <w:color w:val="595959" w:themeColor="text1" w:themeTint="a6"/>
+    </w:rPr>
+  </w:style>
+  <w:style w:type="character" w:styleId="Ttulo7Car" w:customStyle="1">
+    <w:name w:val="Título 7 Car"/>
+    <w:basedOn w:val="DefaultParagraphFont"/>
+    <w:link w:val="Ttulo7"/>
+    <w:uiPriority w:val="9"/>
+    <w:semiHidden/>
+    <w:qFormat/>
+    <w:rsid w:val="00907a5b"/>
+    <w:rPr>
+      <w:rFonts w:eastAsia="" w:cs="" w:cstheme="majorBidi" w:eastAsiaTheme="majorEastAsia"/>
+      <w:color w:val="595959" w:themeColor="text1" w:themeTint="a6"/>
+    </w:rPr>
+  </w:style>
+  <w:style w:type="character" w:styleId="Ttulo8Car" w:customStyle="1">
+    <w:name w:val="Título 8 Car"/>
+    <w:basedOn w:val="DefaultParagraphFont"/>
+    <w:link w:val="Ttulo8"/>
+    <w:uiPriority w:val="9"/>
+    <w:semiHidden/>
+    <w:qFormat/>
+    <w:rsid w:val="00907a5b"/>
+    <w:rPr>
+      <w:rFonts w:eastAsia="" w:cs="" w:cstheme="majorBidi" w:eastAsiaTheme="majorEastAsia"/>
+      <w:i/>
+      <w:iCs/>
+      <w:color w:val="272727" w:themeColor="text1" w:themeTint="d8"/>
+    </w:rPr>
+  </w:style>
+  <w:style w:type="character" w:styleId="Ttulo9Car" w:customStyle="1">
+    <w:name w:val="Título 9 Car"/>
+    <w:basedOn w:val="DefaultParagraphFont"/>
+    <w:link w:val="Ttulo9"/>
+    <w:uiPriority w:val="9"/>
+    <w:semiHidden/>
+    <w:qFormat/>
+    <w:rsid w:val="00907a5b"/>
+    <w:rPr>
+      <w:rFonts w:eastAsia="" w:cs="" w:cstheme="majorBidi" w:eastAsiaTheme="majorEastAsia"/>
+      <w:color w:val="272727" w:themeColor="text1" w:themeTint="d8"/>
+    </w:rPr>
+  </w:style>
+  <w:style w:type="character" w:styleId="TtuloCar" w:customStyle="1">
+    <w:name w:val="Título Car"/>
+    <w:basedOn w:val="DefaultParagraphFont"/>
+    <w:link w:val="Ttulo"/>
+    <w:uiPriority w:val="10"/>
+    <w:qFormat/>
+    <w:rsid w:val="00907a5b"/>
+    <w:rPr>
+      <w:rFonts w:ascii="Aptos Display" w:hAnsi="Aptos Display" w:eastAsia="" w:cs="" w:asciiTheme="majorHAnsi" w:cstheme="majorBidi" w:eastAsiaTheme="majorEastAsia" w:hAnsiTheme="majorHAnsi"/>
+      <w:spacing w:val="-10"/>
+      <w:kern w:val="2"/>
+      <w:sz w:val="56"/>
+      <w:szCs w:val="56"/>
+    </w:rPr>
+  </w:style>
+  <w:style w:type="character" w:styleId="SubttuloCar" w:customStyle="1">
+    <w:name w:val="Subtítulo Car"/>
+    <w:basedOn w:val="DefaultParagraphFont"/>
+    <w:link w:val="Subttulo"/>
+    <w:uiPriority w:val="11"/>
+    <w:qFormat/>
+    <w:rsid w:val="00907a5b"/>
+    <w:rPr>
+      <w:rFonts w:eastAsia="" w:cs="" w:cstheme="majorBidi" w:eastAsiaTheme="majorEastAsia"/>
+      <w:color w:val="595959" w:themeColor="text1" w:themeTint="a6"/>
+      <w:spacing w:val="15"/>
+      <w:sz w:val="28"/>
+      <w:szCs w:val="28"/>
+    </w:rPr>
+  </w:style>
+  <w:style w:type="character" w:styleId="CitaCar" w:customStyle="1">
+    <w:name w:val="Cita Car"/>
+    <w:basedOn w:val="DefaultParagraphFont"/>
+    <w:link w:val="Cita"/>
+    <w:uiPriority w:val="29"/>
+    <w:qFormat/>
+    <w:rsid w:val="00907a5b"/>
+    <w:rPr>
+      <w:i/>
+      <w:iCs/>
+      <w:color w:val="404040" w:themeColor="text1" w:themeTint="bf"/>
+    </w:rPr>
+  </w:style>
+  <w:style w:type="character" w:styleId="IntenseEmphasis">
+    <w:name w:val="Intense Emphasis"/>
+    <w:basedOn w:val="DefaultParagraphFont"/>
+    <w:uiPriority w:val="21"/>
+    <w:qFormat/>
+    <w:rsid w:val="00907a5b"/>
+    <w:rPr>
+      <w:i/>
+      <w:iCs/>
+      <w:color w:val="2E74B5" w:themeColor="accent1" w:themeShade="bf"/>
+    </w:rPr>
+  </w:style>
+  <w:style w:type="character" w:styleId="CitadestacadaCar" w:customStyle="1">
+    <w:name w:val="Cita destacada Car"/>
+    <w:basedOn w:val="DefaultParagraphFont"/>
+    <w:link w:val="Citadestacada"/>
+    <w:uiPriority w:val="30"/>
+    <w:qFormat/>
+    <w:rsid w:val="00907a5b"/>
+    <w:rPr>
+      <w:i/>
+      <w:iCs/>
+      <w:color w:val="2E74B5" w:themeColor="accent1" w:themeShade="bf"/>
+    </w:rPr>
+  </w:style>
+  <w:style w:type="character" w:styleId="IntenseReference">
+    <w:name w:val="Intense Reference"/>
+    <w:basedOn w:val="DefaultParagraphFont"/>
+    <w:uiPriority w:val="32"/>
+    <w:qFormat/>
+    <w:rsid w:val="00907a5b"/>
+    <w:rPr>
+      <w:b/>
+      <w:bCs/>
+      <w:smallCaps/>
+      <w:color w:val="2E74B5" w:themeColor="accent1" w:themeShade="bf"/>
+      <w:spacing w:val="5"/>
+    </w:rPr>
+  </w:style>
+  <w:style w:type="character" w:styleId="Smbolosdenumeracin">
+    <w:name w:val="Símbolos de numeración"/>
+    <w:qFormat/>
+    <w:rPr/>
+  </w:style>
+  <w:style w:type="paragraph" w:styleId="Ttulo">
+    <w:name w:val="Título"/>
+    <w:basedOn w:val="Normal"/>
+    <w:next w:val="Cuerpodetexto"/>
+    <w:qFormat/>
+    <w:pPr>
+      <w:keepNext w:val="true"/>
+      <w:spacing w:before="240" w:after="120"/>
+    </w:pPr>
+    <w:rPr>
+      <w:rFonts w:ascii="Bitstream Vera Sans" w:hAnsi="Bitstream Vera Sans" w:eastAsia="Noto Sans CJK SC" w:cs="Lohit Devanagari"/>
+      <w:sz w:val="28"/>
+      <w:szCs w:val="28"/>
+    </w:rPr>
+  </w:style>
+  <w:style w:type="paragraph" w:styleId="Cuerpodetexto">
+    <w:name w:val="Body Text"/>
+    <w:basedOn w:val="Normal"/>
+    <w:pPr>
+      <w:spacing w:lineRule="auto" w:line="276" w:before="0" w:after="140"/>
+    </w:pPr>
+    <w:rPr/>
+  </w:style>
+  <w:style w:type="paragraph" w:styleId="Lista">
+    <w:name w:val="List"/>
+    <w:basedOn w:val="Cuerpodetexto"/>
+    <w:pPr/>
+    <w:rPr>
+      <w:rFonts w:ascii="DejaVu Serif" w:hAnsi="DejaVu Serif" w:cs="Lohit Devanagari"/>
+    </w:rPr>
+  </w:style>
+  <w:style w:type="paragraph" w:styleId="Leyenda">
+    <w:name w:val="Caption"/>
+    <w:basedOn w:val="Normal"/>
+    <w:qFormat/>
+    <w:pPr>
+      <w:suppressLineNumbers/>
+      <w:spacing w:before="120" w:after="120"/>
+    </w:pPr>
+    <w:rPr>
+      <w:rFonts w:ascii="DejaVu Serif" w:hAnsi="DejaVu Serif" w:cs="Lohit Devanagari"/>
+      <w:i/>
+      <w:iCs/>
+      <w:sz w:val="24"/>
+      <w:szCs w:val="24"/>
+    </w:rPr>
+  </w:style>
+  <w:style w:type="paragraph" w:styleId="Ndice">
+    <w:name w:val="Índice"/>
+    <w:basedOn w:val="Normal"/>
+    <w:qFormat/>
+    <w:pPr>
+      <w:suppressLineNumbers/>
+    </w:pPr>
+    <w:rPr>
+      <w:rFonts w:ascii="DejaVu Serif" w:hAnsi="DejaVu Serif" w:cs="Lohit Devanagari"/>
+    </w:rPr>
+  </w:style>
+  <w:style w:type="paragraph" w:styleId="Titular">
+    <w:name w:val="Title"/>
+    <w:basedOn w:val="Normal"/>
+    <w:next w:val="Normal"/>
+    <w:link w:val="TtuloCar"/>
+    <w:uiPriority w:val="10"/>
+    <w:qFormat/>
+    <w:rsid w:val="00907a5b"/>
+    <w:pPr>
+      <w:spacing w:lineRule="auto" w:line="240" w:before="0" w:after="80"/>
+      <w:contextualSpacing/>
+    </w:pPr>
+    <w:rPr>
+      <w:rFonts w:ascii="Aptos Display" w:hAnsi="Aptos Display" w:eastAsia="" w:cs="" w:asciiTheme="majorHAnsi" w:cstheme="majorBidi" w:eastAsiaTheme="majorEastAsia" w:hAnsiTheme="majorHAnsi"/>
+      <w:spacing w:val="-10"/>
+      <w:kern w:val="2"/>
+      <w:sz w:val="56"/>
+      <w:szCs w:val="56"/>
+    </w:rPr>
+  </w:style>
+  <w:style w:type="paragraph" w:styleId="Subttulo">
+    <w:name w:val="Subtitle"/>
+    <w:basedOn w:val="Normal"/>
+    <w:next w:val="Normal"/>
+    <w:link w:val="SubttuloCar"/>
+    <w:uiPriority w:val="11"/>
+    <w:qFormat/>
+    <w:rsid w:val="00907a5b"/>
+    <w:pPr/>
+    <w:rPr>
+      <w:rFonts w:eastAsia="" w:cs="" w:cstheme="majorBidi" w:eastAsiaTheme="majorEastAsia"/>
+      <w:color w:val="595959" w:themeColor="text1" w:themeTint="a6"/>
+      <w:spacing w:val="15"/>
+      <w:sz w:val="28"/>
+      <w:szCs w:val="28"/>
+    </w:rPr>
+  </w:style>
+  <w:style w:type="paragraph" w:styleId="Quote">
+    <w:name w:val="Quote"/>
+    <w:basedOn w:val="Normal"/>
+    <w:next w:val="Normal"/>
+    <w:link w:val="CitaCar"/>
+    <w:uiPriority w:val="29"/>
+    <w:qFormat/>
+    <w:rsid w:val="00907a5b"/>
+    <w:pPr>
+      <w:spacing w:before="160" w:after="160"/>
+      <w:jc w:val="center"/>
+    </w:pPr>
+    <w:rPr>
+      <w:i/>
+      <w:iCs/>
+      <w:color w:val="404040" w:themeColor="text1" w:themeTint="bf"/>
+    </w:rPr>
+  </w:style>
+  <w:style w:type="paragraph" w:styleId="ListParagraph">
+    <w:name w:val="List Paragraph"/>
+    <w:basedOn w:val="Normal"/>
+    <w:uiPriority w:val="34"/>
+    <w:qFormat/>
+    <w:rsid w:val="00907a5b"/>
+    <w:pPr>
+      <w:spacing w:before="0" w:after="160"/>
+      <w:ind w:left="720" w:hanging="0"/>
+      <w:contextualSpacing/>
+    </w:pPr>
+    <w:rPr/>
+  </w:style>
+  <w:style w:type="paragraph" w:styleId="IntenseQuote">
+    <w:name w:val="Intense Quote"/>
+    <w:basedOn w:val="Normal"/>
+    <w:next w:val="Normal"/>
+    <w:link w:val="CitadestacadaCar"/>
+    <w:uiPriority w:val="30"/>
+    <w:qFormat/>
+    <w:rsid w:val="00907a5b"/>
+    <w:pPr>
+      <w:pBdr>
+        <w:top w:val="single" w:sz="4" w:space="10" w:color="2E74B5"/>
+        <w:bottom w:val="single" w:sz="4" w:space="10" w:color="2E74B5"/>
+      </w:pBdr>
+      <w:spacing w:before="360" w:after="360"/>
+      <w:ind w:left="864" w:right="864" w:hanging="0"/>
+      <w:jc w:val="center"/>
+    </w:pPr>
+    <w:rPr>
+      <w:i/>
+      <w:iCs/>
+      <w:color w:val="2E74B5" w:themeColor="accent1" w:themeShade="bf"/>
+    </w:rPr>
+  </w:style>
+  <w:style w:type="numbering" w:styleId="NoList" w:default="1">
+    <w:name w:val="No List"/>
+    <w:uiPriority w:val="99"/>
+    <w:semiHidden/>
+    <w:unhideWhenUsed/>
+    <w:qFormat/>
   </w:style>
   <w:style w:type="table" w:default="1" w:styleId="Tablanormal">
     <w:name w:val="Normal Table"/>
@@ -2462,302 +3039,6 @@
         <w:right w:w="108" w:type="dxa"/>
       </w:tblCellMar>
     </w:tblPr>
-  </w:style>
-  <w:style w:type="numbering" w:default="1" w:styleId="Sinlista">
-    <w:name w:val="No List"/>
-    <w:uiPriority w:val="99"/>
-    <w:semiHidden/>
-    <w:unhideWhenUsed/>
-  </w:style>
-  <w:style w:type="character" w:customStyle="1" w:styleId="Ttulo1Car">
-    <w:name w:val="Título 1 Car"/>
-    <w:basedOn w:val="Fuentedeprrafopredeter"/>
-    <w:link w:val="Ttulo1"/>
-    <w:uiPriority w:val="9"/>
-    <w:rsid w:val="00907A5B"/>
-    <w:rPr>
-      <w:rFonts w:asciiTheme="majorHAnsi" w:eastAsiaTheme="majorEastAsia" w:hAnsiTheme="majorHAnsi" w:cstheme="majorBidi"/>
-      <w:color w:val="2E74B5" w:themeColor="accent1" w:themeShade="BF"/>
-      <w:sz w:val="40"/>
-      <w:szCs w:val="40"/>
-    </w:rPr>
-  </w:style>
-  <w:style w:type="character" w:customStyle="1" w:styleId="Ttulo2Car">
-    <w:name w:val="Título 2 Car"/>
-    <w:basedOn w:val="Fuentedeprrafopredeter"/>
-    <w:link w:val="Ttulo2"/>
-    <w:uiPriority w:val="9"/>
-    <w:semiHidden/>
-    <w:rsid w:val="00907A5B"/>
-    <w:rPr>
-      <w:rFonts w:asciiTheme="majorHAnsi" w:eastAsiaTheme="majorEastAsia" w:hAnsiTheme="majorHAnsi" w:cstheme="majorBidi"/>
-      <w:color w:val="2E74B5" w:themeColor="accent1" w:themeShade="BF"/>
-      <w:sz w:val="32"/>
-      <w:szCs w:val="32"/>
-    </w:rPr>
-  </w:style>
-  <w:style w:type="character" w:customStyle="1" w:styleId="Ttulo3Car">
-    <w:name w:val="Título 3 Car"/>
-    <w:basedOn w:val="Fuentedeprrafopredeter"/>
-    <w:link w:val="Ttulo3"/>
-    <w:uiPriority w:val="9"/>
-    <w:semiHidden/>
-    <w:rsid w:val="00907A5B"/>
-    <w:rPr>
-      <w:rFonts w:eastAsiaTheme="majorEastAsia" w:cstheme="majorBidi"/>
-      <w:color w:val="2E74B5" w:themeColor="accent1" w:themeShade="BF"/>
-      <w:sz w:val="28"/>
-      <w:szCs w:val="28"/>
-    </w:rPr>
-  </w:style>
-  <w:style w:type="character" w:customStyle="1" w:styleId="Ttulo4Car">
-    <w:name w:val="Título 4 Car"/>
-    <w:basedOn w:val="Fuentedeprrafopredeter"/>
-    <w:link w:val="Ttulo4"/>
-    <w:uiPriority w:val="9"/>
-    <w:semiHidden/>
-    <w:rsid w:val="00907A5B"/>
-    <w:rPr>
-      <w:rFonts w:eastAsiaTheme="majorEastAsia" w:cstheme="majorBidi"/>
-      <w:i/>
-      <w:iCs/>
-      <w:color w:val="2E74B5" w:themeColor="accent1" w:themeShade="BF"/>
-    </w:rPr>
-  </w:style>
-  <w:style w:type="character" w:customStyle="1" w:styleId="Ttulo5Car">
-    <w:name w:val="Título 5 Car"/>
-    <w:basedOn w:val="Fuentedeprrafopredeter"/>
-    <w:link w:val="Ttulo5"/>
-    <w:uiPriority w:val="9"/>
-    <w:semiHidden/>
-    <w:rsid w:val="00907A5B"/>
-    <w:rPr>
-      <w:rFonts w:eastAsiaTheme="majorEastAsia" w:cstheme="majorBidi"/>
-      <w:color w:val="2E74B5" w:themeColor="accent1" w:themeShade="BF"/>
-    </w:rPr>
-  </w:style>
-  <w:style w:type="character" w:customStyle="1" w:styleId="Ttulo6Car">
-    <w:name w:val="Título 6 Car"/>
-    <w:basedOn w:val="Fuentedeprrafopredeter"/>
-    <w:link w:val="Ttulo6"/>
-    <w:uiPriority w:val="9"/>
-    <w:semiHidden/>
-    <w:rsid w:val="00907A5B"/>
-    <w:rPr>
-      <w:rFonts w:eastAsiaTheme="majorEastAsia" w:cstheme="majorBidi"/>
-      <w:i/>
-      <w:iCs/>
-      <w:color w:val="595959" w:themeColor="text1" w:themeTint="A6"/>
-    </w:rPr>
-  </w:style>
-  <w:style w:type="character" w:customStyle="1" w:styleId="Ttulo7Car">
-    <w:name w:val="Título 7 Car"/>
-    <w:basedOn w:val="Fuentedeprrafopredeter"/>
-    <w:link w:val="Ttulo7"/>
-    <w:uiPriority w:val="9"/>
-    <w:semiHidden/>
-    <w:rsid w:val="00907A5B"/>
-    <w:rPr>
-      <w:rFonts w:eastAsiaTheme="majorEastAsia" w:cstheme="majorBidi"/>
-      <w:color w:val="595959" w:themeColor="text1" w:themeTint="A6"/>
-    </w:rPr>
-  </w:style>
-  <w:style w:type="character" w:customStyle="1" w:styleId="Ttulo8Car">
-    <w:name w:val="Título 8 Car"/>
-    <w:basedOn w:val="Fuentedeprrafopredeter"/>
-    <w:link w:val="Ttulo8"/>
-    <w:uiPriority w:val="9"/>
-    <w:semiHidden/>
-    <w:rsid w:val="00907A5B"/>
-    <w:rPr>
-      <w:rFonts w:eastAsiaTheme="majorEastAsia" w:cstheme="majorBidi"/>
-      <w:i/>
-      <w:iCs/>
-      <w:color w:val="272727" w:themeColor="text1" w:themeTint="D8"/>
-    </w:rPr>
-  </w:style>
-  <w:style w:type="character" w:customStyle="1" w:styleId="Ttulo9Car">
-    <w:name w:val="Título 9 Car"/>
-    <w:basedOn w:val="Fuentedeprrafopredeter"/>
-    <w:link w:val="Ttulo9"/>
-    <w:uiPriority w:val="9"/>
-    <w:semiHidden/>
-    <w:rsid w:val="00907A5B"/>
-    <w:rPr>
-      <w:rFonts w:eastAsiaTheme="majorEastAsia" w:cstheme="majorBidi"/>
-      <w:color w:val="272727" w:themeColor="text1" w:themeTint="D8"/>
-    </w:rPr>
-  </w:style>
-  <w:style w:type="paragraph" w:styleId="Ttulo">
-    <w:name w:val="Title"/>
-    <w:basedOn w:val="Normal"/>
-    <w:next w:val="Normal"/>
-    <w:link w:val="TtuloCar"/>
-    <w:uiPriority w:val="10"/>
-    <w:qFormat/>
-    <w:rsid w:val="00907A5B"/>
-    <w:pPr>
-      <w:spacing w:after="80" w:line="240" w:lineRule="auto"/>
-      <w:contextualSpacing/>
-    </w:pPr>
-    <w:rPr>
-      <w:rFonts w:asciiTheme="majorHAnsi" w:eastAsiaTheme="majorEastAsia" w:hAnsiTheme="majorHAnsi" w:cstheme="majorBidi"/>
-      <w:spacing w:val="-10"/>
-      <w:kern w:val="28"/>
-      <w:sz w:val="56"/>
-      <w:szCs w:val="56"/>
-    </w:rPr>
-  </w:style>
-  <w:style w:type="character" w:customStyle="1" w:styleId="TtuloCar">
-    <w:name w:val="Título Car"/>
-    <w:basedOn w:val="Fuentedeprrafopredeter"/>
-    <w:link w:val="Ttulo"/>
-    <w:uiPriority w:val="10"/>
-    <w:rsid w:val="00907A5B"/>
-    <w:rPr>
-      <w:rFonts w:asciiTheme="majorHAnsi" w:eastAsiaTheme="majorEastAsia" w:hAnsiTheme="majorHAnsi" w:cstheme="majorBidi"/>
-      <w:spacing w:val="-10"/>
-      <w:kern w:val="28"/>
-      <w:sz w:val="56"/>
-      <w:szCs w:val="56"/>
-    </w:rPr>
-  </w:style>
-  <w:style w:type="paragraph" w:styleId="Subttulo">
-    <w:name w:val="Subtitle"/>
-    <w:basedOn w:val="Normal"/>
-    <w:next w:val="Normal"/>
-    <w:link w:val="SubttuloCar"/>
-    <w:uiPriority w:val="11"/>
-    <w:qFormat/>
-    <w:rsid w:val="00907A5B"/>
-    <w:pPr>
-      <w:numPr>
-        <w:ilvl w:val="1"/>
-      </w:numPr>
-    </w:pPr>
-    <w:rPr>
-      <w:rFonts w:eastAsiaTheme="majorEastAsia" w:cstheme="majorBidi"/>
-      <w:color w:val="595959" w:themeColor="text1" w:themeTint="A6"/>
-      <w:spacing w:val="15"/>
-      <w:sz w:val="28"/>
-      <w:szCs w:val="28"/>
-    </w:rPr>
-  </w:style>
-  <w:style w:type="character" w:customStyle="1" w:styleId="SubttuloCar">
-    <w:name w:val="Subtítulo Car"/>
-    <w:basedOn w:val="Fuentedeprrafopredeter"/>
-    <w:link w:val="Subttulo"/>
-    <w:uiPriority w:val="11"/>
-    <w:rsid w:val="00907A5B"/>
-    <w:rPr>
-      <w:rFonts w:eastAsiaTheme="majorEastAsia" w:cstheme="majorBidi"/>
-      <w:color w:val="595959" w:themeColor="text1" w:themeTint="A6"/>
-      <w:spacing w:val="15"/>
-      <w:sz w:val="28"/>
-      <w:szCs w:val="28"/>
-    </w:rPr>
-  </w:style>
-  <w:style w:type="paragraph" w:styleId="Cita">
-    <w:name w:val="Quote"/>
-    <w:basedOn w:val="Normal"/>
-    <w:next w:val="Normal"/>
-    <w:link w:val="CitaCar"/>
-    <w:uiPriority w:val="29"/>
-    <w:qFormat/>
-    <w:rsid w:val="00907A5B"/>
-    <w:pPr>
-      <w:spacing w:before="160"/>
-      <w:jc w:val="center"/>
-    </w:pPr>
-    <w:rPr>
-      <w:i/>
-      <w:iCs/>
-      <w:color w:val="404040" w:themeColor="text1" w:themeTint="BF"/>
-    </w:rPr>
-  </w:style>
-  <w:style w:type="character" w:customStyle="1" w:styleId="CitaCar">
-    <w:name w:val="Cita Car"/>
-    <w:basedOn w:val="Fuentedeprrafopredeter"/>
-    <w:link w:val="Cita"/>
-    <w:uiPriority w:val="29"/>
-    <w:rsid w:val="00907A5B"/>
-    <w:rPr>
-      <w:i/>
-      <w:iCs/>
-      <w:color w:val="404040" w:themeColor="text1" w:themeTint="BF"/>
-    </w:rPr>
-  </w:style>
-  <w:style w:type="paragraph" w:styleId="Prrafodelista">
-    <w:name w:val="List Paragraph"/>
-    <w:basedOn w:val="Normal"/>
-    <w:uiPriority w:val="34"/>
-    <w:qFormat/>
-    <w:rsid w:val="00907A5B"/>
-    <w:pPr>
-      <w:ind w:left="720"/>
-      <w:contextualSpacing/>
-    </w:pPr>
-  </w:style>
-  <w:style w:type="character" w:styleId="nfasisintenso">
-    <w:name w:val="Intense Emphasis"/>
-    <w:basedOn w:val="Fuentedeprrafopredeter"/>
-    <w:uiPriority w:val="21"/>
-    <w:qFormat/>
-    <w:rsid w:val="00907A5B"/>
-    <w:rPr>
-      <w:i/>
-      <w:iCs/>
-      <w:color w:val="2E74B5" w:themeColor="accent1" w:themeShade="BF"/>
-    </w:rPr>
-  </w:style>
-  <w:style w:type="paragraph" w:styleId="Citadestacada">
-    <w:name w:val="Intense Quote"/>
-    <w:basedOn w:val="Normal"/>
-    <w:next w:val="Normal"/>
-    <w:link w:val="CitadestacadaCar"/>
-    <w:uiPriority w:val="30"/>
-    <w:qFormat/>
-    <w:rsid w:val="00907A5B"/>
-    <w:pPr>
-      <w:pBdr>
-        <w:top w:val="single" w:sz="4" w:space="10" w:color="2E74B5" w:themeColor="accent1" w:themeShade="BF"/>
-        <w:bottom w:val="single" w:sz="4" w:space="10" w:color="2E74B5" w:themeColor="accent1" w:themeShade="BF"/>
-      </w:pBdr>
-      <w:spacing w:before="360" w:after="360"/>
-      <w:ind w:left="864" w:right="864"/>
-      <w:jc w:val="center"/>
-    </w:pPr>
-    <w:rPr>
-      <w:i/>
-      <w:iCs/>
-      <w:color w:val="2E74B5" w:themeColor="accent1" w:themeShade="BF"/>
-    </w:rPr>
-  </w:style>
-  <w:style w:type="character" w:customStyle="1" w:styleId="CitadestacadaCar">
-    <w:name w:val="Cita destacada Car"/>
-    <w:basedOn w:val="Fuentedeprrafopredeter"/>
-    <w:link w:val="Citadestacada"/>
-    <w:uiPriority w:val="30"/>
-    <w:rsid w:val="00907A5B"/>
-    <w:rPr>
-      <w:i/>
-      <w:iCs/>
-      <w:color w:val="2E74B5" w:themeColor="accent1" w:themeShade="BF"/>
-    </w:rPr>
-  </w:style>
-  <w:style w:type="character" w:styleId="Referenciaintensa">
-    <w:name w:val="Intense Reference"/>
-    <w:basedOn w:val="Fuentedeprrafopredeter"/>
-    <w:uiPriority w:val="32"/>
-    <w:qFormat/>
-    <w:rsid w:val="00907A5B"/>
-    <w:rPr>
-      <w:b/>
-      <w:bCs/>
-      <w:smallCaps/>
-      <w:color w:val="2E74B5" w:themeColor="accent1" w:themeShade="BF"/>
-      <w:spacing w:val="5"/>
-    </w:rPr>
   </w:style>
 </w:styles>
 </file>
